--- a/docs/word/ObsidianDQ Project Report.docx
+++ b/docs/word/ObsidianDQ Project Report.docx
@@ -128,12 +128,12 @@
           <w:p>
             <w:pPr>
               <w:spacing w:line="276" w:lineRule="auto"/>
-              <w:jc w:val="both"/>
+              <w:jc w:val="center"/>
               <w:rPr>
                 <w:b/>
                 <w:iCs/>
-                <w:sz w:val="32"/>
-                <w:szCs w:val="32"/>
+                <w:sz w:val="36"/>
+                <w:szCs w:val="36"/>
               </w:rPr>
             </w:pPr>
             <w:r>
@@ -141,8 +141,8 @@
                 <w:b/>
                 <w:iCs/>
                 <w:spacing w:val="-2"/>
-                <w:sz w:val="32"/>
-                <w:szCs w:val="32"/>
+                <w:sz w:val="36"/>
+                <w:szCs w:val="36"/>
               </w:rPr>
               <w:t>Submitted</w:t>
             </w:r>
@@ -151,8 +151,8 @@
                 <w:b/>
                 <w:iCs/>
                 <w:spacing w:val="-13"/>
-                <w:sz w:val="32"/>
-                <w:szCs w:val="32"/>
+                <w:sz w:val="36"/>
+                <w:szCs w:val="36"/>
               </w:rPr>
               <w:t xml:space="preserve"> </w:t>
             </w:r>
@@ -161,8 +161,8 @@
                 <w:b/>
                 <w:iCs/>
                 <w:spacing w:val="-5"/>
-                <w:sz w:val="32"/>
-                <w:szCs w:val="32"/>
+                <w:sz w:val="36"/>
+                <w:szCs w:val="36"/>
               </w:rPr>
               <w:t>by</w:t>
             </w:r>
@@ -184,16 +184,16 @@
               <w:jc w:val="both"/>
               <w:rPr>
                 <w:b/>
-                <w:sz w:val="32"/>
-                <w:szCs w:val="32"/>
+                <w:sz w:val="36"/>
+                <w:szCs w:val="36"/>
               </w:rPr>
             </w:pPr>
             <w:r>
               <w:rPr>
                 <w:b/>
                 <w:spacing w:val="-5"/>
-                <w:sz w:val="32"/>
-                <w:szCs w:val="32"/>
+                <w:sz w:val="36"/>
+                <w:szCs w:val="36"/>
               </w:rPr>
               <w:t>JEGADEESWARAN D</w:t>
             </w:r>
@@ -210,16 +210,16 @@
               <w:jc w:val="both"/>
               <w:rPr>
                 <w:b/>
-                <w:sz w:val="32"/>
-                <w:szCs w:val="32"/>
+                <w:sz w:val="36"/>
+                <w:szCs w:val="36"/>
               </w:rPr>
             </w:pPr>
             <w:r>
               <w:rPr>
                 <w:b/>
                 <w:spacing w:val="-2"/>
-                <w:sz w:val="32"/>
-                <w:szCs w:val="32"/>
+                <w:sz w:val="36"/>
+                <w:szCs w:val="36"/>
               </w:rPr>
               <w:t>2116231801069</w:t>
             </w:r>
@@ -241,15 +241,15 @@
               <w:jc w:val="both"/>
               <w:rPr>
                 <w:b/>
-                <w:sz w:val="32"/>
-                <w:szCs w:val="32"/>
+                <w:sz w:val="36"/>
+                <w:szCs w:val="36"/>
               </w:rPr>
             </w:pPr>
             <w:r>
               <w:rPr>
                 <w:b/>
-                <w:sz w:val="32"/>
-                <w:szCs w:val="32"/>
+                <w:sz w:val="36"/>
+                <w:szCs w:val="36"/>
               </w:rPr>
               <w:t>KARTHICK S</w:t>
             </w:r>
@@ -266,16 +266,16 @@
               <w:jc w:val="both"/>
               <w:rPr>
                 <w:b/>
-                <w:sz w:val="32"/>
-                <w:szCs w:val="32"/>
+                <w:sz w:val="36"/>
+                <w:szCs w:val="36"/>
               </w:rPr>
             </w:pPr>
             <w:r>
               <w:rPr>
                 <w:b/>
                 <w:spacing w:val="-2"/>
-                <w:sz w:val="32"/>
-                <w:szCs w:val="32"/>
+                <w:sz w:val="36"/>
+                <w:szCs w:val="36"/>
               </w:rPr>
               <w:t>2116231801079</w:t>
             </w:r>
@@ -297,16 +297,16 @@
               <w:jc w:val="both"/>
               <w:rPr>
                 <w:b/>
-                <w:sz w:val="32"/>
-                <w:szCs w:val="32"/>
+                <w:sz w:val="36"/>
+                <w:szCs w:val="36"/>
               </w:rPr>
             </w:pPr>
             <w:r>
               <w:rPr>
                 <w:b/>
                 <w:spacing w:val="-6"/>
-                <w:sz w:val="32"/>
-                <w:szCs w:val="32"/>
+                <w:sz w:val="36"/>
+                <w:szCs w:val="36"/>
               </w:rPr>
               <w:t>KOUSHAL V</w:t>
             </w:r>
@@ -323,16 +323,16 @@
               <w:jc w:val="both"/>
               <w:rPr>
                 <w:b/>
-                <w:sz w:val="32"/>
-                <w:szCs w:val="32"/>
+                <w:sz w:val="36"/>
+                <w:szCs w:val="36"/>
               </w:rPr>
             </w:pPr>
             <w:r>
               <w:rPr>
                 <w:b/>
                 <w:spacing w:val="-2"/>
-                <w:sz w:val="32"/>
-                <w:szCs w:val="32"/>
+                <w:sz w:val="36"/>
+                <w:szCs w:val="36"/>
               </w:rPr>
               <w:t>2116231801084</w:t>
             </w:r>
@@ -346,8 +346,8 @@
         <w:jc w:val="both"/>
         <w:rPr>
           <w:b/>
-          <w:sz w:val="32"/>
-          <w:szCs w:val="32"/>
+          <w:sz w:val="36"/>
+          <w:szCs w:val="36"/>
           <w:lang w:val="en-US" w:eastAsia="en-US"/>
         </w:rPr>
       </w:pPr>
@@ -359,16 +359,16 @@
         <w:rPr>
           <w:b/>
           <w:iCs/>
-          <w:sz w:val="32"/>
-          <w:szCs w:val="32"/>
+          <w:sz w:val="36"/>
+          <w:szCs w:val="36"/>
         </w:rPr>
       </w:pPr>
       <w:r>
         <w:rPr>
           <w:b/>
           <w:iCs/>
-          <w:sz w:val="32"/>
-          <w:szCs w:val="32"/>
+          <w:sz w:val="36"/>
+          <w:szCs w:val="36"/>
         </w:rPr>
         <w:t>in</w:t>
       </w:r>
@@ -377,8 +377,8 @@
           <w:b/>
           <w:iCs/>
           <w:spacing w:val="-13"/>
-          <w:sz w:val="32"/>
-          <w:szCs w:val="32"/>
+          <w:sz w:val="36"/>
+          <w:szCs w:val="36"/>
         </w:rPr>
         <w:t xml:space="preserve"> </w:t>
       </w:r>
@@ -386,8 +386,8 @@
         <w:rPr>
           <w:b/>
           <w:iCs/>
-          <w:sz w:val="32"/>
-          <w:szCs w:val="32"/>
+          <w:sz w:val="36"/>
+          <w:szCs w:val="36"/>
         </w:rPr>
         <w:t>partial</w:t>
       </w:r>
@@ -396,8 +396,8 @@
           <w:b/>
           <w:iCs/>
           <w:spacing w:val="-10"/>
-          <w:sz w:val="32"/>
-          <w:szCs w:val="32"/>
+          <w:sz w:val="36"/>
+          <w:szCs w:val="36"/>
         </w:rPr>
         <w:t xml:space="preserve"> </w:t>
       </w:r>
@@ -405,8 +405,8 @@
         <w:rPr>
           <w:b/>
           <w:iCs/>
-          <w:sz w:val="32"/>
-          <w:szCs w:val="32"/>
+          <w:sz w:val="36"/>
+          <w:szCs w:val="36"/>
         </w:rPr>
         <w:t>fulfilment</w:t>
       </w:r>
@@ -415,8 +415,8 @@
           <w:b/>
           <w:iCs/>
           <w:spacing w:val="-9"/>
-          <w:sz w:val="32"/>
-          <w:szCs w:val="32"/>
+          <w:sz w:val="36"/>
+          <w:szCs w:val="36"/>
         </w:rPr>
         <w:t xml:space="preserve"> </w:t>
       </w:r>
@@ -424,8 +424,8 @@
         <w:rPr>
           <w:b/>
           <w:iCs/>
-          <w:sz w:val="32"/>
-          <w:szCs w:val="32"/>
+          <w:sz w:val="36"/>
+          <w:szCs w:val="36"/>
         </w:rPr>
         <w:t>for</w:t>
       </w:r>
@@ -434,8 +434,8 @@
           <w:b/>
           <w:iCs/>
           <w:spacing w:val="-12"/>
-          <w:sz w:val="32"/>
-          <w:szCs w:val="32"/>
+          <w:sz w:val="36"/>
+          <w:szCs w:val="36"/>
         </w:rPr>
         <w:t xml:space="preserve"> </w:t>
       </w:r>
@@ -443,8 +443,8 @@
         <w:rPr>
           <w:b/>
           <w:iCs/>
-          <w:sz w:val="32"/>
-          <w:szCs w:val="32"/>
+          <w:sz w:val="36"/>
+          <w:szCs w:val="36"/>
         </w:rPr>
         <w:t>the</w:t>
       </w:r>
@@ -453,8 +453,8 @@
           <w:b/>
           <w:iCs/>
           <w:spacing w:val="-15"/>
-          <w:sz w:val="32"/>
-          <w:szCs w:val="32"/>
+          <w:sz w:val="36"/>
+          <w:szCs w:val="36"/>
         </w:rPr>
         <w:t xml:space="preserve"> </w:t>
       </w:r>
@@ -462,8 +462,8 @@
         <w:rPr>
           <w:b/>
           <w:iCs/>
-          <w:sz w:val="32"/>
-          <w:szCs w:val="32"/>
+          <w:sz w:val="36"/>
+          <w:szCs w:val="36"/>
         </w:rPr>
         <w:t>award</w:t>
       </w:r>
@@ -472,8 +472,8 @@
           <w:b/>
           <w:iCs/>
           <w:spacing w:val="-9"/>
-          <w:sz w:val="32"/>
-          <w:szCs w:val="32"/>
+          <w:sz w:val="36"/>
+          <w:szCs w:val="36"/>
         </w:rPr>
         <w:t xml:space="preserve"> </w:t>
       </w:r>
@@ -481,8 +481,8 @@
         <w:rPr>
           <w:b/>
           <w:iCs/>
-          <w:sz w:val="32"/>
-          <w:szCs w:val="32"/>
+          <w:sz w:val="36"/>
+          <w:szCs w:val="36"/>
         </w:rPr>
         <w:t>of</w:t>
       </w:r>
@@ -491,8 +491,8 @@
           <w:b/>
           <w:iCs/>
           <w:spacing w:val="-13"/>
-          <w:sz w:val="32"/>
-          <w:szCs w:val="32"/>
+          <w:sz w:val="36"/>
+          <w:szCs w:val="36"/>
         </w:rPr>
         <w:t xml:space="preserve"> </w:t>
       </w:r>
@@ -500,8 +500,8 @@
         <w:rPr>
           <w:b/>
           <w:iCs/>
-          <w:sz w:val="32"/>
-          <w:szCs w:val="32"/>
+          <w:sz w:val="36"/>
+          <w:szCs w:val="36"/>
         </w:rPr>
         <w:t>the</w:t>
       </w:r>
@@ -510,8 +510,8 @@
           <w:b/>
           <w:iCs/>
           <w:spacing w:val="-13"/>
-          <w:sz w:val="32"/>
-          <w:szCs w:val="32"/>
+          <w:sz w:val="36"/>
+          <w:szCs w:val="36"/>
         </w:rPr>
         <w:t xml:space="preserve"> </w:t>
       </w:r>
@@ -519,8 +519,8 @@
         <w:rPr>
           <w:b/>
           <w:iCs/>
-          <w:sz w:val="32"/>
-          <w:szCs w:val="32"/>
+          <w:sz w:val="36"/>
+          <w:szCs w:val="36"/>
         </w:rPr>
         <w:t>degree</w:t>
       </w:r>
@@ -529,8 +529,8 @@
           <w:b/>
           <w:iCs/>
           <w:spacing w:val="-7"/>
-          <w:sz w:val="32"/>
-          <w:szCs w:val="32"/>
+          <w:sz w:val="36"/>
+          <w:szCs w:val="36"/>
         </w:rPr>
         <w:t xml:space="preserve"> </w:t>
       </w:r>
@@ -539,8 +539,8 @@
           <w:b/>
           <w:iCs/>
           <w:spacing w:val="-5"/>
-          <w:sz w:val="32"/>
-          <w:szCs w:val="32"/>
+          <w:sz w:val="36"/>
+          <w:szCs w:val="36"/>
         </w:rPr>
         <w:t>of</w:t>
       </w:r>
@@ -552,8 +552,8 @@
         <w:rPr>
           <w:b/>
           <w:iCs/>
-          <w:sz w:val="32"/>
-          <w:szCs w:val="32"/>
+          <w:sz w:val="36"/>
+          <w:szCs w:val="36"/>
         </w:rPr>
       </w:pPr>
     </w:p>
@@ -564,8 +564,8 @@
         <w:rPr>
           <w:b/>
           <w:iCs/>
-          <w:sz w:val="32"/>
-          <w:szCs w:val="32"/>
+          <w:sz w:val="36"/>
+          <w:szCs w:val="36"/>
         </w:rPr>
       </w:pPr>
       <w:r>
@@ -573,8 +573,8 @@
           <w:b/>
           <w:iCs/>
           <w:spacing w:val="-4"/>
-          <w:sz w:val="32"/>
-          <w:szCs w:val="32"/>
+          <w:sz w:val="36"/>
+          <w:szCs w:val="36"/>
         </w:rPr>
         <w:t>BACHELOR</w:t>
       </w:r>
@@ -583,8 +583,8 @@
           <w:b/>
           <w:iCs/>
           <w:spacing w:val="-14"/>
-          <w:sz w:val="32"/>
-          <w:szCs w:val="32"/>
+          <w:sz w:val="36"/>
+          <w:szCs w:val="36"/>
         </w:rPr>
         <w:t xml:space="preserve"> </w:t>
       </w:r>
@@ -593,8 +593,8 @@
           <w:b/>
           <w:iCs/>
           <w:spacing w:val="-4"/>
-          <w:sz w:val="32"/>
-          <w:szCs w:val="32"/>
+          <w:sz w:val="36"/>
+          <w:szCs w:val="36"/>
         </w:rPr>
         <w:t>OF</w:t>
       </w:r>
@@ -603,8 +603,8 @@
           <w:b/>
           <w:iCs/>
           <w:spacing w:val="-15"/>
-          <w:sz w:val="32"/>
-          <w:szCs w:val="32"/>
+          <w:sz w:val="36"/>
+          <w:szCs w:val="36"/>
         </w:rPr>
         <w:t xml:space="preserve"> </w:t>
       </w:r>
@@ -613,8 +613,8 @@
           <w:b/>
           <w:iCs/>
           <w:spacing w:val="-4"/>
-          <w:sz w:val="32"/>
-          <w:szCs w:val="32"/>
+          <w:sz w:val="36"/>
+          <w:szCs w:val="36"/>
         </w:rPr>
         <w:t>TECHNOLOGY</w:t>
       </w:r>
@@ -626,8 +626,8 @@
         <w:rPr>
           <w:b/>
           <w:iCs/>
-          <w:sz w:val="32"/>
-          <w:szCs w:val="32"/>
+          <w:sz w:val="36"/>
+          <w:szCs w:val="36"/>
         </w:rPr>
       </w:pPr>
       <w:r>
@@ -635,8 +635,8 @@
           <w:b/>
           <w:iCs/>
           <w:spacing w:val="-5"/>
-          <w:sz w:val="32"/>
-          <w:szCs w:val="32"/>
+          <w:sz w:val="36"/>
+          <w:szCs w:val="36"/>
         </w:rPr>
         <w:t>in</w:t>
       </w:r>
@@ -648,11 +648,85 @@
         <w:rPr>
           <w:b/>
           <w:iCs/>
-          <w:sz w:val="32"/>
-          <w:szCs w:val="32"/>
-        </w:rPr>
-      </w:pPr>
-      <w:r>
+          <w:spacing w:val="-8"/>
+          <w:sz w:val="36"/>
+          <w:szCs w:val="36"/>
+        </w:rPr>
+      </w:pPr>
+      <w:r>
+        <w:rPr>
+          <w:b/>
+          <w:iCs/>
+          <w:spacing w:val="-8"/>
+          <w:sz w:val="36"/>
+          <w:szCs w:val="36"/>
+        </w:rPr>
+        <w:t>ARTIFICIAL INTELLIGENCE</w:t>
+      </w:r>
+      <w:r>
+        <w:rPr>
+          <w:b/>
+          <w:iCs/>
+          <w:sz w:val="36"/>
+          <w:szCs w:val="36"/>
+        </w:rPr>
+        <w:t xml:space="preserve"> </w:t>
+      </w:r>
+      <w:r>
+        <w:rPr>
+          <w:b/>
+          <w:iCs/>
+          <w:spacing w:val="-8"/>
+          <w:sz w:val="36"/>
+          <w:szCs w:val="36"/>
+        </w:rPr>
+        <w:t>AND</w:t>
+      </w:r>
+      <w:r>
+        <w:rPr>
+          <w:b/>
+          <w:iCs/>
+          <w:spacing w:val="10"/>
+          <w:sz w:val="36"/>
+          <w:szCs w:val="36"/>
+        </w:rPr>
+        <w:t xml:space="preserve"> </w:t>
+      </w:r>
+      <w:r>
+        <w:rPr>
+          <w:b/>
+          <w:iCs/>
+          <w:spacing w:val="-8"/>
+          <w:sz w:val="36"/>
+          <w:szCs w:val="36"/>
+        </w:rPr>
+        <w:t>DATA</w:t>
+      </w:r>
+      <w:r>
+        <w:rPr>
+          <w:b/>
+          <w:iCs/>
+          <w:spacing w:val="-17"/>
+          <w:sz w:val="36"/>
+          <w:szCs w:val="36"/>
+        </w:rPr>
+        <w:t xml:space="preserve"> </w:t>
+      </w:r>
+      <w:r>
+        <w:rPr>
+          <w:b/>
+          <w:iCs/>
+          <w:spacing w:val="-8"/>
+          <w:sz w:val="36"/>
+          <w:szCs w:val="36"/>
+        </w:rPr>
+        <w:t>SCIENCE</w:t>
+      </w:r>
+    </w:p>
+    <w:p>
+      <w:pPr>
+        <w:spacing w:line="276" w:lineRule="auto"/>
+        <w:jc w:val="center"/>
         <w:rPr>
           <w:b/>
           <w:iCs/>
@@ -660,18 +734,12 @@
           <w:sz w:val="32"/>
           <w:szCs w:val="32"/>
         </w:rPr>
-        <w:t>ARTIFICIAL INTELLIGENCE</w:t>
-      </w:r>
-      <w:r>
-        <w:rPr>
-          <w:b/>
-          <w:iCs/>
-          <w:sz w:val="32"/>
-          <w:szCs w:val="32"/>
-        </w:rPr>
-        <w:t xml:space="preserve"> </w:t>
-      </w:r>
-      <w:r>
+      </w:pPr>
+    </w:p>
+    <w:p>
+      <w:pPr>
+        <w:spacing w:line="276" w:lineRule="auto"/>
+        <w:jc w:val="center"/>
         <w:rPr>
           <w:b/>
           <w:iCs/>
@@ -679,89 +747,52 @@
           <w:sz w:val="32"/>
           <w:szCs w:val="32"/>
         </w:rPr>
-        <w:t>AND</w:t>
-      </w:r>
-      <w:r>
+      </w:pPr>
+    </w:p>
+    <w:p>
+      <w:pPr>
+        <w:spacing w:line="276" w:lineRule="auto"/>
+        <w:jc w:val="center"/>
         <w:rPr>
           <w:b/>
           <w:iCs/>
-          <w:spacing w:val="10"/>
           <w:sz w:val="32"/>
           <w:szCs w:val="32"/>
         </w:rPr>
-        <w:t xml:space="preserve"> </w:t>
-      </w:r>
-      <w:r>
-        <w:rPr>
-          <w:b/>
-          <w:iCs/>
-          <w:spacing w:val="-8"/>
-          <w:sz w:val="32"/>
-          <w:szCs w:val="32"/>
-        </w:rPr>
-        <w:t>DATA</w:t>
-      </w:r>
-      <w:r>
-        <w:rPr>
-          <w:b/>
-          <w:iCs/>
-          <w:spacing w:val="-17"/>
-          <w:sz w:val="32"/>
-          <w:szCs w:val="32"/>
-        </w:rPr>
-        <w:t xml:space="preserve"> </w:t>
-      </w:r>
-      <w:r>
-        <w:rPr>
-          <w:b/>
-          <w:iCs/>
-          <w:spacing w:val="-8"/>
-          <w:sz w:val="32"/>
-          <w:szCs w:val="32"/>
-        </w:rPr>
-        <w:t>SCIENCE</w:t>
-      </w:r>
-    </w:p>
-    <w:p>
-      <w:pPr>
-        <w:spacing w:line="276" w:lineRule="auto"/>
-        <w:jc w:val="both"/>
+      </w:pPr>
+    </w:p>
+    <w:p>
+      <w:pPr>
+        <w:spacing w:line="276" w:lineRule="auto"/>
+        <w:jc w:val="center"/>
         <w:rPr>
           <w:b/>
           <w:i/>
-          <w:sz w:val="32"/>
-          <w:szCs w:val="32"/>
+          <w:sz w:val="36"/>
+          <w:szCs w:val="36"/>
         </w:rPr>
       </w:pPr>
       <w:r>
         <w:rPr>
           <w:noProof/>
-          <w:sz w:val="32"/>
-          <w:szCs w:val="32"/>
+          <w:sz w:val="36"/>
+          <w:szCs w:val="36"/>
         </w:rPr>
         <w:drawing>
-          <wp:anchor distT="0" distB="0" distL="0" distR="0" simplePos="0" relativeHeight="251659264" behindDoc="1" locked="0" layoutInCell="1" allowOverlap="1" wp14:anchorId="23882414" wp14:editId="3B729A0D">
-            <wp:simplePos x="0" y="0"/>
-            <wp:positionH relativeFrom="page">
-              <wp:posOffset>1048385</wp:posOffset>
-            </wp:positionH>
-            <wp:positionV relativeFrom="paragraph">
-              <wp:posOffset>422275</wp:posOffset>
-            </wp:positionV>
-            <wp:extent cx="2227580" cy="859790"/>
-            <wp:effectExtent l="0" t="0" r="1270" b="0"/>
-            <wp:wrapTopAndBottom/>
-            <wp:docPr id="22467963" name="Picture 7"/>
+          <wp:inline distT="0" distB="0" distL="0" distR="0" wp14:anchorId="3B324549" wp14:editId="12F94725">
+            <wp:extent cx="6014551" cy="970915"/>
+            <wp:effectExtent l="0" t="0" r="5715" b="635"/>
+            <wp:docPr id="1561633450" name="Picture 3" descr="A purple text on a black background&#10;&#10;AI-generated content may be incorrect."/>
             <wp:cNvGraphicFramePr>
-              <a:graphicFrameLocks xmlns:a="http://schemas.openxmlformats.org/drawingml/2006/main"/>
+              <a:graphicFrameLocks xmlns:a="http://schemas.openxmlformats.org/drawingml/2006/main" noChangeAspect="1"/>
             </wp:cNvGraphicFramePr>
             <a:graphic xmlns:a="http://schemas.openxmlformats.org/drawingml/2006/main">
               <a:graphicData uri="http://schemas.openxmlformats.org/drawingml/2006/picture">
                 <pic:pic xmlns:pic="http://schemas.openxmlformats.org/drawingml/2006/picture">
                   <pic:nvPicPr>
-                    <pic:cNvPr id="0" name="Image 1"/>
+                    <pic:cNvPr id="605627092" name="Picture 3" descr="A purple text on a black background&#10;&#10;AI-generated content may be incorrect."/>
                     <pic:cNvPicPr>
-                      <a:picLocks noChangeArrowheads="1"/>
+                      <a:picLocks noChangeAspect="1"/>
                     </pic:cNvPicPr>
                   </pic:nvPicPr>
                   <pic:blipFill>
@@ -780,58 +811,172 @@
                   <pic:spPr bwMode="auto">
                     <a:xfrm>
                       <a:off x="0" y="0"/>
-                      <a:ext cx="2227580" cy="859790"/>
+                      <a:ext cx="6017929" cy="971460"/>
                     </a:xfrm>
                     <a:prstGeom prst="rect">
                       <a:avLst/>
                     </a:prstGeom>
                     <a:noFill/>
+                    <a:ln>
+                      <a:noFill/>
+                    </a:ln>
                   </pic:spPr>
                 </pic:pic>
               </a:graphicData>
             </a:graphic>
-            <wp14:sizeRelH relativeFrom="page">
-              <wp14:pctWidth>0</wp14:pctWidth>
-            </wp14:sizeRelH>
-            <wp14:sizeRelV relativeFrom="page">
-              <wp14:pctHeight>0</wp14:pctHeight>
-            </wp14:sizeRelV>
-          </wp:anchor>
+          </wp:inline>
         </w:drawing>
       </w:r>
+    </w:p>
+    <w:p>
+      <w:pPr>
+        <w:spacing w:line="276" w:lineRule="auto"/>
+        <w:jc w:val="both"/>
+        <w:rPr>
+          <w:b/>
+          <w:i/>
+          <w:sz w:val="36"/>
+          <w:szCs w:val="36"/>
+        </w:rPr>
+      </w:pPr>
+    </w:p>
+    <w:p>
+      <w:pPr>
+        <w:spacing w:line="276" w:lineRule="auto"/>
+        <w:jc w:val="center"/>
+        <w:rPr>
+          <w:b/>
+          <w:sz w:val="36"/>
+          <w:szCs w:val="36"/>
+        </w:rPr>
+      </w:pPr>
+      <w:r>
+        <w:rPr>
+          <w:b/>
+          <w:spacing w:val="-2"/>
+          <w:sz w:val="36"/>
+          <w:szCs w:val="36"/>
+        </w:rPr>
+        <w:t>RAJALAKSHMI</w:t>
+      </w:r>
+      <w:r>
+        <w:rPr>
+          <w:b/>
+          <w:spacing w:val="-20"/>
+          <w:sz w:val="36"/>
+          <w:szCs w:val="36"/>
+        </w:rPr>
+        <w:t xml:space="preserve"> </w:t>
+      </w:r>
+      <w:r>
+        <w:rPr>
+          <w:b/>
+          <w:spacing w:val="-2"/>
+          <w:sz w:val="36"/>
+          <w:szCs w:val="36"/>
+        </w:rPr>
+        <w:t>ENGINEERING</w:t>
+      </w:r>
+      <w:r>
+        <w:rPr>
+          <w:b/>
+          <w:spacing w:val="-18"/>
+          <w:sz w:val="36"/>
+          <w:szCs w:val="36"/>
+        </w:rPr>
+        <w:t xml:space="preserve"> </w:t>
+      </w:r>
+      <w:r>
+        <w:rPr>
+          <w:b/>
+          <w:spacing w:val="-2"/>
+          <w:sz w:val="36"/>
+          <w:szCs w:val="36"/>
+        </w:rPr>
+        <w:t xml:space="preserve">COLLEGE </w:t>
+      </w:r>
+      <w:r>
+        <w:rPr>
+          <w:b/>
+          <w:sz w:val="36"/>
+          <w:szCs w:val="36"/>
+        </w:rPr>
+        <w:t xml:space="preserve">(AUTONOMOUS), </w:t>
+      </w:r>
+    </w:p>
+    <w:p>
+      <w:pPr>
+        <w:spacing w:line="276" w:lineRule="auto"/>
+        <w:jc w:val="center"/>
+        <w:rPr>
+          <w:b/>
+          <w:sz w:val="36"/>
+          <w:szCs w:val="36"/>
+        </w:rPr>
+      </w:pPr>
+      <w:r>
+        <w:rPr>
+          <w:b/>
+          <w:sz w:val="36"/>
+          <w:szCs w:val="36"/>
+        </w:rPr>
+        <w:t xml:space="preserve">CHENNAI – 602 105 </w:t>
+      </w:r>
+    </w:p>
+    <w:p>
+      <w:pPr>
+        <w:spacing w:line="276" w:lineRule="auto"/>
+        <w:jc w:val="center"/>
+        <w:rPr>
+          <w:b/>
+          <w:sz w:val="36"/>
+          <w:szCs w:val="36"/>
+        </w:rPr>
+      </w:pPr>
+      <w:r>
+        <w:rPr>
+          <w:b/>
+          <w:spacing w:val="-2"/>
+          <w:sz w:val="36"/>
+          <w:szCs w:val="36"/>
+        </w:rPr>
+        <w:t>MAY-2026</w:t>
+      </w:r>
+    </w:p>
+    <w:p>
+      <w:pPr>
+        <w:spacing w:line="276" w:lineRule="auto"/>
+        <w:jc w:val="center"/>
+        <w:rPr>
+          <w:color w:val="000000" w:themeColor="text1"/>
+          <w:sz w:val="24"/>
+          <w:szCs w:val="24"/>
+        </w:rPr>
+      </w:pPr>
       <w:r>
         <w:rPr>
           <w:noProof/>
-          <w:sz w:val="32"/>
-          <w:szCs w:val="32"/>
-        </w:rPr>
+        </w:rPr>
+        <w:lastRenderedPageBreak/>
         <w:drawing>
-          <wp:anchor distT="0" distB="0" distL="0" distR="0" simplePos="0" relativeHeight="251660288" behindDoc="1" locked="0" layoutInCell="1" allowOverlap="1" wp14:anchorId="38DCDFFF" wp14:editId="326C957A">
-            <wp:simplePos x="0" y="0"/>
-            <wp:positionH relativeFrom="page">
-              <wp:posOffset>5368925</wp:posOffset>
-            </wp:positionH>
-            <wp:positionV relativeFrom="paragraph">
-              <wp:posOffset>260985</wp:posOffset>
-            </wp:positionV>
-            <wp:extent cx="1269365" cy="1259840"/>
-            <wp:effectExtent l="0" t="0" r="6985" b="0"/>
-            <wp:wrapTopAndBottom/>
-            <wp:docPr id="1008505035" name="Picture 6"/>
+          <wp:inline distT="0" distB="0" distL="0" distR="0" wp14:anchorId="5A864991" wp14:editId="6CC12846">
+            <wp:extent cx="5070475" cy="818515"/>
+            <wp:effectExtent l="0" t="0" r="0" b="635"/>
+            <wp:docPr id="605627092" name="Picture 3" descr="A purple text on a black background&#10;&#10;AI-generated content may be incorrect."/>
             <wp:cNvGraphicFramePr>
-              <a:graphicFrameLocks xmlns:a="http://schemas.openxmlformats.org/drawingml/2006/main"/>
+              <a:graphicFrameLocks xmlns:a="http://schemas.openxmlformats.org/drawingml/2006/main" noChangeAspect="1"/>
             </wp:cNvGraphicFramePr>
             <a:graphic xmlns:a="http://schemas.openxmlformats.org/drawingml/2006/main">
               <a:graphicData uri="http://schemas.openxmlformats.org/drawingml/2006/picture">
                 <pic:pic xmlns:pic="http://schemas.openxmlformats.org/drawingml/2006/picture">
                   <pic:nvPicPr>
-                    <pic:cNvPr id="0" name="Image 2"/>
+                    <pic:cNvPr id="605627092" name="Picture 3" descr="A purple text on a black background&#10;&#10;AI-generated content may be incorrect."/>
                     <pic:cNvPicPr>
-                      <a:picLocks noChangeArrowheads="1"/>
+                      <a:picLocks noChangeAspect="1"/>
                     </pic:cNvPicPr>
                   </pic:nvPicPr>
                   <pic:blipFill>
-                    <a:blip r:embed="rId9">
+                    <a:blip r:embed="rId8">
                       <a:extLst>
                         <a:ext uri="{28A0092B-C50C-407E-A947-70E740481C1C}">
                           <a14:useLocalDpi xmlns:a14="http://schemas.microsoft.com/office/drawing/2010/main" val="0"/>
@@ -846,140 +991,32 @@
                   <pic:spPr bwMode="auto">
                     <a:xfrm>
                       <a:off x="0" y="0"/>
-                      <a:ext cx="1269365" cy="1259840"/>
+                      <a:ext cx="5070475" cy="818515"/>
                     </a:xfrm>
                     <a:prstGeom prst="rect">
                       <a:avLst/>
                     </a:prstGeom>
                     <a:noFill/>
+                    <a:ln>
+                      <a:noFill/>
+                    </a:ln>
                   </pic:spPr>
                 </pic:pic>
               </a:graphicData>
             </a:graphic>
-            <wp14:sizeRelH relativeFrom="page">
-              <wp14:pctWidth>0</wp14:pctWidth>
-            </wp14:sizeRelH>
-            <wp14:sizeRelV relativeFrom="page">
-              <wp14:pctHeight>0</wp14:pctHeight>
-            </wp14:sizeRelV>
-          </wp:anchor>
+          </wp:inline>
         </w:drawing>
       </w:r>
     </w:p>
     <w:p>
       <w:pPr>
         <w:spacing w:line="276" w:lineRule="auto"/>
-        <w:jc w:val="both"/>
-        <w:rPr>
-          <w:b/>
-          <w:i/>
-          <w:sz w:val="32"/>
-          <w:szCs w:val="32"/>
-        </w:rPr>
-      </w:pPr>
-    </w:p>
-    <w:p>
-      <w:pPr>
-        <w:spacing w:line="276" w:lineRule="auto"/>
-        <w:jc w:val="center"/>
-        <w:rPr>
-          <w:b/>
-          <w:sz w:val="32"/>
-          <w:szCs w:val="32"/>
-        </w:rPr>
-      </w:pPr>
-      <w:r>
-        <w:rPr>
-          <w:b/>
-          <w:spacing w:val="-2"/>
-          <w:sz w:val="32"/>
-          <w:szCs w:val="32"/>
-        </w:rPr>
-        <w:t>RAJALAKSHMI</w:t>
-      </w:r>
-      <w:r>
-        <w:rPr>
-          <w:b/>
-          <w:spacing w:val="-20"/>
-          <w:sz w:val="32"/>
-          <w:szCs w:val="32"/>
-        </w:rPr>
-        <w:t xml:space="preserve"> </w:t>
-      </w:r>
-      <w:r>
-        <w:rPr>
-          <w:b/>
-          <w:spacing w:val="-2"/>
-          <w:sz w:val="32"/>
-          <w:szCs w:val="32"/>
-        </w:rPr>
-        <w:t>ENGINEERING</w:t>
-      </w:r>
-      <w:r>
-        <w:rPr>
-          <w:b/>
-          <w:spacing w:val="-18"/>
-          <w:sz w:val="32"/>
-          <w:szCs w:val="32"/>
-        </w:rPr>
-        <w:t xml:space="preserve"> </w:t>
-      </w:r>
-      <w:r>
-        <w:rPr>
-          <w:b/>
-          <w:spacing w:val="-2"/>
-          <w:sz w:val="32"/>
-          <w:szCs w:val="32"/>
-        </w:rPr>
-        <w:t xml:space="preserve">COLLEGE </w:t>
-      </w:r>
-      <w:r>
-        <w:rPr>
-          <w:b/>
-          <w:sz w:val="32"/>
-          <w:szCs w:val="32"/>
-        </w:rPr>
-        <w:t xml:space="preserve">(AUTONOMOUS), </w:t>
-      </w:r>
-    </w:p>
-    <w:p>
-      <w:pPr>
-        <w:spacing w:line="276" w:lineRule="auto"/>
-        <w:jc w:val="center"/>
-        <w:rPr>
-          <w:b/>
-          <w:sz w:val="32"/>
-          <w:szCs w:val="32"/>
-        </w:rPr>
-      </w:pPr>
-      <w:r>
-        <w:rPr>
-          <w:b/>
-          <w:sz w:val="32"/>
-          <w:szCs w:val="32"/>
-        </w:rPr>
-        <w:t xml:space="preserve">CHENNAI – 602 105 </w:t>
-      </w:r>
-    </w:p>
-    <w:p>
-      <w:pPr>
-        <w:spacing w:line="276" w:lineRule="auto"/>
-        <w:jc w:val="center"/>
-        <w:rPr>
-          <w:b/>
-          <w:sz w:val="32"/>
-          <w:szCs w:val="32"/>
-        </w:rPr>
-      </w:pPr>
-      <w:r>
-        <w:rPr>
-          <w:b/>
-          <w:spacing w:val="-2"/>
-          <w:sz w:val="32"/>
-          <w:szCs w:val="32"/>
-        </w:rPr>
-        <w:t>MAY-2026</w:t>
-      </w:r>
+        <w:rPr>
+          <w:color w:val="000000" w:themeColor="text1"/>
+          <w:sz w:val="24"/>
+          <w:szCs w:val="24"/>
+        </w:rPr>
+      </w:pPr>
     </w:p>
     <w:p>
       <w:pPr>
@@ -990,7 +1027,8 @@
           <w:szCs w:val="24"/>
         </w:rPr>
         <w:sectPr>
-          <w:pgSz w:w="12240" w:h="15840"/>
+          <w:type w:val="continuous"/>
+          <w:pgSz w:w="11906" w:h="16838" w:code="9"/>
           <w:pgMar w:top="1440" w:right="1080" w:bottom="1440" w:left="1080" w:header="708" w:footer="708" w:gutter="0"/>
           <w:pgBorders w:offsetFrom="page">
             <w:top w:val="single" w:sz="4" w:space="24" w:color="auto"/>
@@ -1005,57 +1043,62 @@
     </w:p>
     <w:p>
       <w:pPr>
-        <w:pStyle w:val="Heading1"/>
+        <w:spacing w:after="240" w:line="276" w:lineRule="auto"/>
+        <w:jc w:val="center"/>
+        <w:rPr>
+          <w:rFonts w:eastAsia="Calibri"/>
+          <w:b/>
+          <w:bCs/>
+          <w:color w:val="000000" w:themeColor="text1"/>
+          <w:sz w:val="32"/>
+          <w:szCs w:val="32"/>
+          <w:lang w:val="en-US"/>
+        </w:rPr>
+      </w:pPr>
+      <w:r>
+        <w:rPr>
+          <w:rFonts w:eastAsia="Calibri"/>
+          <w:b/>
+          <w:bCs/>
+          <w:color w:val="000000" w:themeColor="text1"/>
+          <w:sz w:val="32"/>
+          <w:szCs w:val="32"/>
+          <w:lang w:val="en-US"/>
+        </w:rPr>
+        <w:t>BONAFIDE CERTIFICATE</w:t>
+      </w:r>
+    </w:p>
+    <w:p>
+      <w:pPr>
         <w:spacing w:line="360" w:lineRule="auto"/>
-        <w:jc w:val="center"/>
-        <w:rPr>
-          <w:rFonts w:eastAsia="Calibri"/>
-          <w:b/>
-          <w:bCs/>
-          <w:color w:val="000000" w:themeColor="text1"/>
-        </w:rPr>
-      </w:pPr>
-      <w:r>
-        <w:rPr>
-          <w:rFonts w:eastAsia="Calibri"/>
-          <w:b/>
-          <w:bCs/>
-          <w:color w:val="000000" w:themeColor="text1"/>
-        </w:rPr>
-        <w:lastRenderedPageBreak/>
-        <w:t>BONAFIDE</w:t>
-      </w:r>
-    </w:p>
-    <w:p>
-      <w:pPr>
-        <w:pStyle w:val="Heading1"/>
-        <w:spacing w:line="360" w:lineRule="auto"/>
-        <w:jc w:val="both"/>
-        <w:rPr>
-          <w:color w:val="000000" w:themeColor="text1"/>
-          <w:sz w:val="24"/>
-          <w:szCs w:val="24"/>
-        </w:rPr>
-      </w:pPr>
-      <w:r>
-        <w:rPr>
-          <w:rFonts w:eastAsia="Calibri"/>
-          <w:color w:val="000000" w:themeColor="text1"/>
-          <w:sz w:val="24"/>
-          <w:szCs w:val="24"/>
-        </w:rPr>
-        <w:t>This is to certify that the project entitled </w:t>
-      </w:r>
-      <w:r>
-        <w:rPr>
-          <w:rFonts w:eastAsia="Calibri"/>
-          <w:b/>
-          <w:bCs/>
-          <w:color w:val="000000" w:themeColor="text1"/>
-          <w:sz w:val="24"/>
-          <w:szCs w:val="24"/>
-        </w:rPr>
-        <w:t>"</w:t>
+        <w:jc w:val="both"/>
+        <w:rPr>
+          <w:color w:val="000000" w:themeColor="text1"/>
+          <w:sz w:val="28"/>
+          <w:szCs w:val="28"/>
+        </w:rPr>
+      </w:pPr>
+      <w:r>
+        <w:rPr>
+          <w:rFonts w:eastAsia="Calibri"/>
+          <w:color w:val="000000" w:themeColor="text1"/>
+          <w:sz w:val="28"/>
+          <w:szCs w:val="28"/>
+          <w:lang w:val="en-US"/>
+        </w:rPr>
+        <w:t xml:space="preserve">Certified that this mini-project report </w:t>
+      </w:r>
+      <w:r>
+        <w:rPr>
+          <w:rFonts w:eastAsia="Calibri"/>
+          <w:b/>
+          <w:bCs/>
+          <w:color w:val="000000" w:themeColor="text1"/>
+          <w:sz w:val="28"/>
+          <w:szCs w:val="28"/>
+          <w:lang w:val="en-US"/>
+        </w:rPr>
+        <w:t>“</w:t>
       </w:r>
       <w:proofErr w:type="spellStart"/>
       <w:r>
@@ -1064,39 +1107,63 @@
           <w:b/>
           <w:bCs/>
           <w:color w:val="000000" w:themeColor="text1"/>
-          <w:sz w:val="24"/>
-          <w:szCs w:val="24"/>
+          <w:sz w:val="28"/>
+          <w:szCs w:val="28"/>
         </w:rPr>
         <w:t>ObsidianDQ</w:t>
       </w:r>
       <w:proofErr w:type="spellEnd"/>
       <w:r>
         <w:rPr>
-          <w:rFonts w:eastAsia="Calibri"/>
-          <w:b/>
-          <w:bCs/>
-          <w:color w:val="000000" w:themeColor="text1"/>
-          <w:sz w:val="24"/>
-          <w:szCs w:val="24"/>
-        </w:rPr>
-        <w:t>: Hybrid Agentic Data Quality Investigation and Remediation System"</w:t>
-      </w:r>
-      <w:r>
-        <w:rPr>
-          <w:rFonts w:eastAsia="Calibri"/>
-          <w:color w:val="000000" w:themeColor="text1"/>
-          <w:sz w:val="24"/>
-          <w:szCs w:val="24"/>
-        </w:rPr>
-        <w:t xml:space="preserve"> is a </w:t>
+          <w:b/>
+          <w:bCs/>
+          <w:color w:val="000000" w:themeColor="text1"/>
+          <w:sz w:val="28"/>
+          <w:szCs w:val="28"/>
+        </w:rPr>
+        <w:t xml:space="preserve"> </w:t>
+      </w:r>
+      <w:r>
+        <w:rPr>
+          <w:rFonts w:eastAsia="Calibri"/>
+          <w:b/>
+          <w:bCs/>
+          <w:color w:val="000000" w:themeColor="text1"/>
+          <w:sz w:val="28"/>
+          <w:szCs w:val="28"/>
+        </w:rPr>
+        <w:t>An Agentic Data-Quality Investigation and Remediation System</w:t>
+      </w:r>
+      <w:r>
+        <w:rPr>
+          <w:rFonts w:eastAsia="Calibri"/>
+          <w:b/>
+          <w:bCs/>
+          <w:color w:val="000000" w:themeColor="text1"/>
+          <w:sz w:val="28"/>
+          <w:szCs w:val="28"/>
+          <w:lang w:val="en-US"/>
+        </w:rPr>
+        <w:t>”</w:t>
+      </w:r>
+      <w:r>
+        <w:rPr>
+          <w:rFonts w:eastAsia="Calibri"/>
+          <w:color w:val="000000" w:themeColor="text1"/>
+          <w:sz w:val="28"/>
+          <w:szCs w:val="28"/>
+          <w:lang w:val="en-US"/>
+        </w:rPr>
+        <w:t xml:space="preserve"> is the </w:t>
       </w:r>
       <w:proofErr w:type="spellStart"/>
       <w:r>
         <w:rPr>
           <w:rFonts w:eastAsia="Calibri"/>
           <w:color w:val="000000" w:themeColor="text1"/>
-          <w:sz w:val="24"/>
-          <w:szCs w:val="24"/>
+          <w:sz w:val="28"/>
+          <w:szCs w:val="28"/>
+          <w:lang w:val="en-US"/>
         </w:rPr>
         <w:t>bonafide</w:t>
       </w:r>
@@ -1105,17 +1172,19 @@
         <w:rPr>
           <w:rFonts w:eastAsia="Calibri"/>
           <w:color w:val="000000" w:themeColor="text1"/>
-          <w:sz w:val="24"/>
-          <w:szCs w:val="24"/>
-        </w:rPr>
-        <w:t xml:space="preserve"> record of independent project work carried out under academic and technical supervision.</w:t>
-      </w:r>
-      <w:r>
-        <w:rPr>
-          <w:rFonts w:eastAsia="Calibri"/>
-          <w:color w:val="000000" w:themeColor="text1"/>
-          <w:sz w:val="24"/>
-          <w:szCs w:val="24"/>
+          <w:sz w:val="28"/>
+          <w:szCs w:val="28"/>
+          <w:lang w:val="en-US"/>
+        </w:rPr>
+        <w:t xml:space="preserve"> work of</w:t>
+      </w:r>
+      <w:r>
+        <w:rPr>
+          <w:rFonts w:eastAsia="Calibri"/>
+          <w:color w:val="000000" w:themeColor="text1"/>
+          <w:sz w:val="28"/>
+          <w:szCs w:val="28"/>
+          <w:lang w:val="en-US"/>
         </w:rPr>
         <w:t xml:space="preserve"> </w:t>
       </w:r>
@@ -1123,19 +1192,140 @@
         <w:rPr>
           <w:rFonts w:eastAsia="Calibri"/>
           <w:color w:val="000000" w:themeColor="text1"/>
-          <w:sz w:val="24"/>
-          <w:szCs w:val="24"/>
-        </w:rPr>
-        <w:t>The software system, architecture, algorithms, and evaluation benchmarks described in this report were developed and verified to demonstrate an autonomous, auditable, and human-governed data observability and self-healing framework. To the best of our knowledge, the matter embodied in this report has not been submitted to any other University or Institution for the award of any degree or diploma.</w:t>
+          <w:sz w:val="28"/>
+          <w:szCs w:val="28"/>
+          <w:lang w:val="en-US"/>
+        </w:rPr>
+        <w:t>“</w:t>
+      </w:r>
+      <w:proofErr w:type="spellStart"/>
+      <w:r>
+        <w:rPr>
+          <w:rFonts w:eastAsia="Calibri"/>
+          <w:color w:val="000000" w:themeColor="text1"/>
+          <w:sz w:val="28"/>
+          <w:szCs w:val="28"/>
+        </w:rPr>
+        <w:t>Jegadeeswaran</w:t>
+      </w:r>
+      <w:proofErr w:type="spellEnd"/>
+      <w:r>
+        <w:rPr>
+          <w:rFonts w:eastAsia="Calibri"/>
+          <w:color w:val="000000" w:themeColor="text1"/>
+          <w:sz w:val="28"/>
+          <w:szCs w:val="28"/>
+        </w:rPr>
+        <w:t xml:space="preserve"> D (231801069), Karthick S (231801079), </w:t>
+      </w:r>
+      <w:proofErr w:type="spellStart"/>
+      <w:r>
+        <w:rPr>
+          <w:rFonts w:eastAsia="Calibri"/>
+          <w:color w:val="000000" w:themeColor="text1"/>
+          <w:sz w:val="28"/>
+          <w:szCs w:val="28"/>
+        </w:rPr>
+        <w:t>Koushal</w:t>
+      </w:r>
+      <w:proofErr w:type="spellEnd"/>
+      <w:r>
+        <w:rPr>
+          <w:rFonts w:eastAsia="Calibri"/>
+          <w:color w:val="000000" w:themeColor="text1"/>
+          <w:sz w:val="28"/>
+          <w:szCs w:val="28"/>
+        </w:rPr>
+        <w:t xml:space="preserve"> V (231801084)</w:t>
+      </w:r>
+      <w:r>
+        <w:rPr>
+          <w:rFonts w:eastAsia="Calibri"/>
+          <w:color w:val="000000" w:themeColor="text1"/>
+          <w:sz w:val="28"/>
+          <w:szCs w:val="28"/>
+          <w:lang w:val="en-US"/>
+        </w:rPr>
+        <w:t>”</w:t>
+      </w:r>
+      <w:r>
+        <w:rPr>
+          <w:rFonts w:eastAsia="Calibri"/>
+          <w:b/>
+          <w:bCs/>
+          <w:color w:val="000000" w:themeColor="text1"/>
+          <w:sz w:val="28"/>
+          <w:szCs w:val="28"/>
+          <w:lang w:val="en-US"/>
+        </w:rPr>
+        <w:t xml:space="preserve"> </w:t>
+      </w:r>
+      <w:r>
+        <w:rPr>
+          <w:rFonts w:eastAsia="Calibri"/>
+          <w:color w:val="000000" w:themeColor="text1"/>
+          <w:sz w:val="28"/>
+          <w:szCs w:val="28"/>
+          <w:lang w:val="en-US"/>
+        </w:rPr>
+        <w:t xml:space="preserve">VII Semester, B.Tech. Artificial Intelligence and Data Science Department in partial fulfilment of the requirements of the course </w:t>
+      </w:r>
+      <w:r>
+        <w:rPr>
+          <w:rFonts w:eastAsia="Calibri"/>
+          <w:b/>
+          <w:bCs/>
+          <w:color w:val="000000" w:themeColor="text1"/>
+          <w:sz w:val="28"/>
+          <w:szCs w:val="28"/>
+          <w:lang w:val="en-US"/>
+        </w:rPr>
+        <w:t xml:space="preserve">AD23731 </w:t>
+      </w:r>
+      <w:r>
+        <w:rPr>
+          <w:rFonts w:eastAsia="Calibri"/>
+          <w:b/>
+          <w:bCs/>
+          <w:color w:val="000000" w:themeColor="text1"/>
+          <w:sz w:val="28"/>
+          <w:szCs w:val="28"/>
+          <w:lang w:val="en-US"/>
+        </w:rPr>
+        <w:t>-</w:t>
+      </w:r>
+      <w:r>
+        <w:rPr>
+          <w:rFonts w:eastAsia="Calibri"/>
+          <w:b/>
+          <w:bCs/>
+          <w:color w:val="000000" w:themeColor="text1"/>
+          <w:sz w:val="28"/>
+          <w:szCs w:val="28"/>
+          <w:lang w:val="en-US"/>
+        </w:rPr>
+        <w:t xml:space="preserve"> Foundations of Agentic AI </w:t>
+      </w:r>
+      <w:r>
+        <w:rPr>
+          <w:rFonts w:eastAsia="Calibri"/>
+          <w:color w:val="000000" w:themeColor="text1"/>
+          <w:sz w:val="28"/>
+          <w:szCs w:val="28"/>
+          <w:lang w:val="en-US"/>
+        </w:rPr>
+        <w:t>during the Academic Year 2026 – 2027.</w:t>
       </w:r>
     </w:p>
     <w:p>
       <w:pPr>
         <w:spacing w:before="800" w:line="276" w:lineRule="auto"/>
         <w:rPr>
-          <w:color w:val="000000" w:themeColor="text1"/>
-          <w:sz w:val="24"/>
-          <w:szCs w:val="24"/>
+          <w:rFonts w:eastAsia="Calibri"/>
+          <w:color w:val="000000" w:themeColor="text1"/>
+          <w:sz w:val="28"/>
+          <w:szCs w:val="28"/>
+          <w:lang w:val="en-US"/>
         </w:rPr>
       </w:pPr>
     </w:p>
@@ -1143,29 +1333,43 @@
       <w:pPr>
         <w:spacing w:before="800" w:line="276" w:lineRule="auto"/>
         <w:rPr>
-          <w:color w:val="000000" w:themeColor="text1"/>
-          <w:sz w:val="24"/>
-          <w:szCs w:val="24"/>
+          <w:rFonts w:eastAsia="Calibri"/>
+          <w:color w:val="000000" w:themeColor="text1"/>
+          <w:sz w:val="28"/>
+          <w:szCs w:val="28"/>
+          <w:lang w:val="en-US"/>
         </w:rPr>
       </w:pPr>
     </w:p>
     <w:p>
       <w:pPr>
         <w:spacing w:before="800" w:line="276" w:lineRule="auto"/>
-        <w:rPr>
-          <w:color w:val="000000" w:themeColor="text1"/>
-          <w:sz w:val="24"/>
-          <w:szCs w:val="24"/>
-        </w:rPr>
-      </w:pPr>
+        <w:jc w:val="right"/>
+        <w:rPr>
+          <w:color w:val="000000" w:themeColor="text1"/>
+          <w:sz w:val="28"/>
+          <w:szCs w:val="28"/>
+          <w:lang w:val="en-US"/>
+        </w:rPr>
+      </w:pPr>
+      <w:r>
+        <w:rPr>
+          <w:color w:val="000000" w:themeColor="text1"/>
+          <w:sz w:val="28"/>
+          <w:szCs w:val="28"/>
+          <w:lang w:val="en-US"/>
+        </w:rPr>
+        <w:t>Faculty in-charge</w:t>
+      </w:r>
     </w:p>
     <w:p>
       <w:pPr>
         <w:spacing w:before="800" w:line="276" w:lineRule="auto"/>
         <w:rPr>
           <w:color w:val="000000" w:themeColor="text1"/>
-          <w:sz w:val="24"/>
-          <w:szCs w:val="24"/>
+          <w:sz w:val="28"/>
+          <w:szCs w:val="28"/>
+          <w:lang w:val="en-US"/>
         </w:rPr>
       </w:pPr>
     </w:p>
@@ -1174,84 +1378,124 @@
         <w:spacing w:before="800" w:line="276" w:lineRule="auto"/>
         <w:rPr>
           <w:color w:val="000000" w:themeColor="text1"/>
-          <w:sz w:val="24"/>
-          <w:szCs w:val="24"/>
-        </w:rPr>
-      </w:pPr>
-    </w:p>
-    <w:p>
-      <w:pPr>
-        <w:spacing w:before="800" w:line="276" w:lineRule="auto"/>
-        <w:rPr>
-          <w:color w:val="000000" w:themeColor="text1"/>
-          <w:sz w:val="24"/>
-          <w:szCs w:val="24"/>
-        </w:rPr>
-      </w:pPr>
-    </w:p>
-    <w:p>
-      <w:pPr>
-        <w:spacing w:line="276" w:lineRule="auto"/>
-        <w:rPr>
-          <w:color w:val="000000" w:themeColor="text1"/>
-          <w:sz w:val="24"/>
-          <w:szCs w:val="24"/>
-        </w:rPr>
-      </w:pPr>
-      <w:r>
-        <w:rPr>
-          <w:rFonts w:eastAsia="Calibri"/>
-          <w:color w:val="000000" w:themeColor="text1"/>
-          <w:sz w:val="24"/>
-          <w:szCs w:val="24"/>
-        </w:rPr>
-        <w:t>Guide's Signature</w:t>
-      </w:r>
-    </w:p>
-    <w:p>
-      <w:pPr>
-        <w:spacing w:before="400" w:line="276" w:lineRule="auto"/>
-        <w:rPr>
-          <w:rFonts w:eastAsia="Calibri"/>
-          <w:color w:val="000000" w:themeColor="text1"/>
-          <w:sz w:val="24"/>
-          <w:szCs w:val="24"/>
-        </w:rPr>
-      </w:pPr>
-    </w:p>
-    <w:p>
-      <w:pPr>
-        <w:spacing w:before="400" w:line="276" w:lineRule="auto"/>
-        <w:rPr>
-          <w:color w:val="000000" w:themeColor="text1"/>
-          <w:sz w:val="24"/>
-          <w:szCs w:val="24"/>
-        </w:rPr>
-      </w:pPr>
-      <w:r>
-        <w:rPr>
-          <w:rFonts w:eastAsia="Calibri"/>
-          <w:color w:val="000000" w:themeColor="text1"/>
-          <w:sz w:val="24"/>
-          <w:szCs w:val="24"/>
-        </w:rPr>
-        <w:t>Head of Department's Signature</w:t>
+          <w:sz w:val="28"/>
+          <w:szCs w:val="28"/>
+          <w:lang w:val="en-US"/>
+        </w:rPr>
+      </w:pPr>
+      <w:r>
+        <w:rPr>
+          <w:color w:val="000000" w:themeColor="text1"/>
+          <w:sz w:val="28"/>
+          <w:szCs w:val="28"/>
+          <w:lang w:val="en-US"/>
+        </w:rPr>
+        <w:t xml:space="preserve">Submitted to mini-project viva voce examination held on: ……………………… </w:t>
       </w:r>
     </w:p>
     <w:p>
       <w:pPr>
         <w:pStyle w:val="Heading1"/>
         <w:spacing w:before="400" w:line="276" w:lineRule="auto"/>
+        <w:rPr>
+          <w:rFonts w:eastAsia="Calibri"/>
+          <w:b/>
+          <w:bCs/>
+          <w:color w:val="000000" w:themeColor="text1"/>
+        </w:rPr>
+      </w:pPr>
+      <w:bookmarkStart w:id="0" w:name="_Toc239761998"/>
+    </w:p>
+    <w:p>
+      <w:pPr>
+        <w:pStyle w:val="Heading1"/>
+        <w:spacing w:before="400" w:line="276" w:lineRule="auto"/>
+        <w:rPr>
+          <w:rFonts w:eastAsia="Calibri"/>
+          <w:b/>
+          <w:bCs/>
+          <w:color w:val="000000" w:themeColor="text1"/>
+        </w:rPr>
+      </w:pPr>
+    </w:p>
+    <w:tbl>
+      <w:tblPr>
+        <w:tblStyle w:val="TableGrid"/>
+        <w:tblW w:w="0" w:type="auto"/>
         <w:jc w:val="center"/>
-        <w:rPr>
-          <w:rFonts w:eastAsia="Calibri"/>
-          <w:b/>
-          <w:bCs/>
-          <w:color w:val="000000" w:themeColor="text1"/>
-        </w:rPr>
-      </w:pPr>
-      <w:bookmarkStart w:id="0" w:name="_Toc239761998"/>
-    </w:p>
+        <w:tblBorders>
+          <w:top w:val="none" w:sz="0" w:space="0" w:color="auto"/>
+          <w:left w:val="none" w:sz="0" w:space="0" w:color="auto"/>
+          <w:bottom w:val="none" w:sz="0" w:space="0" w:color="auto"/>
+          <w:right w:val="none" w:sz="0" w:space="0" w:color="auto"/>
+          <w:insideH w:val="none" w:sz="0" w:space="0" w:color="auto"/>
+          <w:insideV w:val="none" w:sz="0" w:space="0" w:color="auto"/>
+        </w:tblBorders>
+        <w:tblLook w:val="04A0" w:firstRow="1" w:lastRow="0" w:firstColumn="1" w:lastColumn="0" w:noHBand="0" w:noVBand="1"/>
+      </w:tblPr>
+      <w:tblGrid>
+        <w:gridCol w:w="4868"/>
+        <w:gridCol w:w="4868"/>
+      </w:tblGrid>
+      <w:tr>
+        <w:trPr>
+          <w:jc w:val="center"/>
+        </w:trPr>
+        <w:tc>
+          <w:tcPr>
+            <w:tcW w:w="4868" w:type="dxa"/>
+          </w:tcPr>
+          <w:p>
+            <w:pPr>
+              <w:pStyle w:val="Heading1"/>
+              <w:spacing w:before="400" w:line="276" w:lineRule="auto"/>
+              <w:rPr>
+                <w:rFonts w:eastAsia="Calibri"/>
+                <w:b/>
+                <w:bCs/>
+                <w:color w:val="000000" w:themeColor="text1"/>
+              </w:rPr>
+            </w:pPr>
+            <w:r>
+              <w:rPr>
+                <w:rFonts w:eastAsia="Calibri"/>
+                <w:b/>
+                <w:bCs/>
+                <w:color w:val="000000" w:themeColor="text1"/>
+              </w:rPr>
+              <w:t>Internal Examiner</w:t>
+            </w:r>
+          </w:p>
+        </w:tc>
+        <w:tc>
+          <w:tcPr>
+            <w:tcW w:w="4868" w:type="dxa"/>
+          </w:tcPr>
+          <w:p>
+            <w:pPr>
+              <w:pStyle w:val="Heading1"/>
+              <w:spacing w:before="400" w:line="276" w:lineRule="auto"/>
+              <w:jc w:val="right"/>
+              <w:rPr>
+                <w:rFonts w:eastAsia="Calibri"/>
+                <w:b/>
+                <w:bCs/>
+                <w:color w:val="000000" w:themeColor="text1"/>
+              </w:rPr>
+            </w:pPr>
+            <w:r>
+              <w:rPr>
+                <w:rFonts w:eastAsia="Calibri"/>
+                <w:b/>
+                <w:bCs/>
+                <w:color w:val="000000" w:themeColor="text1"/>
+              </w:rPr>
+              <w:t>External Examiner</w:t>
+            </w:r>
+          </w:p>
+        </w:tc>
+      </w:tr>
+    </w:tbl>
     <w:p>
       <w:pPr>
         <w:pStyle w:val="Heading1"/>
@@ -2198,16 +2442,9 @@
                 <w:color w:val="000000" w:themeColor="text1"/>
                 <w:sz w:val="24"/>
                 <w:szCs w:val="24"/>
+                <w:lang w:val="en-US"/>
               </w:rPr>
-              <w:t>B</w:t>
-            </w:r>
-            <w:r>
-              <w:rPr>
-                <w:color w:val="000000" w:themeColor="text1"/>
-                <w:sz w:val="24"/>
-                <w:szCs w:val="24"/>
-              </w:rPr>
-              <w:t>onafide</w:t>
+              <w:t>Bonafide Certificate</w:t>
             </w:r>
           </w:p>
         </w:tc>
@@ -5143,7 +5380,6 @@
           <w:sz w:val="24"/>
           <w:szCs w:val="24"/>
         </w:rPr>
-        <w:lastRenderedPageBreak/>
         <w:t>Enforce Human-in-the-Loop (HITL) Governance: Implement stateful graph interruptions that halt execution whenever remediation risk is HIGH, proposal confidence is </w:t>
       </w:r>
       <m:oMath>
@@ -5189,6 +5425,7 @@
           <w:sz w:val="24"/>
           <w:szCs w:val="24"/>
         </w:rPr>
+        <w:lastRenderedPageBreak/>
         <w:t>Ensure Truthful Post-Remediation Verification: Quarantine anomalous records to dedicated Parquet partitions, generate a clean derived artifact, re-run all DQ detection checks, and fail truthfully if anomalies remain.</w:t>
       </w:r>
     </w:p>
@@ -5236,6 +5473,62 @@
         </w:rPr>
         <w:t xml:space="preserve"> database.</w:t>
       </w:r>
+    </w:p>
+    <w:p>
+      <w:pPr>
+        <w:spacing w:before="240" w:line="276" w:lineRule="auto"/>
+        <w:jc w:val="both"/>
+        <w:rPr>
+          <w:rFonts w:eastAsia="Calibri"/>
+          <w:b/>
+          <w:bCs/>
+          <w:color w:val="000000" w:themeColor="text1"/>
+          <w:sz w:val="24"/>
+          <w:szCs w:val="24"/>
+        </w:rPr>
+      </w:pPr>
+    </w:p>
+    <w:p>
+      <w:pPr>
+        <w:spacing w:before="240" w:line="276" w:lineRule="auto"/>
+        <w:jc w:val="both"/>
+        <w:rPr>
+          <w:rFonts w:eastAsia="Calibri"/>
+          <w:b/>
+          <w:bCs/>
+          <w:color w:val="000000" w:themeColor="text1"/>
+          <w:sz w:val="24"/>
+          <w:szCs w:val="24"/>
+        </w:rPr>
+      </w:pPr>
+    </w:p>
+    <w:p>
+      <w:pPr>
+        <w:spacing w:before="240" w:line="276" w:lineRule="auto"/>
+        <w:jc w:val="both"/>
+        <w:rPr>
+          <w:rFonts w:eastAsia="Calibri"/>
+          <w:b/>
+          <w:bCs/>
+          <w:color w:val="000000" w:themeColor="text1"/>
+          <w:sz w:val="24"/>
+          <w:szCs w:val="24"/>
+        </w:rPr>
+      </w:pPr>
+    </w:p>
+    <w:p>
+      <w:pPr>
+        <w:spacing w:before="240" w:line="276" w:lineRule="auto"/>
+        <w:jc w:val="both"/>
+        <w:rPr>
+          <w:rFonts w:eastAsia="Calibri"/>
+          <w:b/>
+          <w:bCs/>
+          <w:color w:val="000000" w:themeColor="text1"/>
+          <w:sz w:val="24"/>
+          <w:szCs w:val="24"/>
+        </w:rPr>
+      </w:pPr>
     </w:p>
     <w:p>
       <w:pPr>
@@ -5570,10 +5863,10 @@
         <w:tblLook w:val="04A0" w:firstRow="1" w:lastRow="0" w:firstColumn="1" w:lastColumn="0" w:noHBand="0" w:noVBand="1"/>
       </w:tblPr>
       <w:tblGrid>
-        <w:gridCol w:w="2045"/>
-        <w:gridCol w:w="2764"/>
-        <w:gridCol w:w="2510"/>
-        <w:gridCol w:w="2751"/>
+        <w:gridCol w:w="1999"/>
+        <w:gridCol w:w="2654"/>
+        <w:gridCol w:w="2426"/>
+        <w:gridCol w:w="2657"/>
       </w:tblGrid>
       <w:tr>
         <w:tc>
@@ -6780,6 +7073,17 @@
     </w:p>
     <w:p>
       <w:pPr>
+        <w:spacing w:before="100" w:beforeAutospacing="1" w:after="100" w:afterAutospacing="1"/>
+        <w:outlineLvl w:val="0"/>
+        <w:rPr>
+          <w:color w:val="000000" w:themeColor="text1"/>
+          <w:sz w:val="24"/>
+          <w:szCs w:val="24"/>
+        </w:rPr>
+      </w:pPr>
+    </w:p>
+    <w:p>
+      <w:pPr>
         <w:jc w:val="center"/>
         <w:outlineLvl w:val="0"/>
         <w:rPr>
@@ -7126,6 +7430,7 @@
         <w:rPr>
           <w:b/>
           <w:bCs/>
+          <w:noProof/>
           <w:sz w:val="24"/>
           <w:szCs w:val="24"/>
           <w:lang w:val="en-US" w:eastAsia="en-US"/>
@@ -7148,7 +7453,7 @@
                     </pic:cNvPicPr>
                   </pic:nvPicPr>
                   <pic:blipFill>
-                    <a:blip r:embed="rId10" cstate="print">
+                    <a:blip r:embed="rId9" cstate="print">
                       <a:extLst>
                         <a:ext uri="{28A0092B-C50C-407E-A947-70E740481C1C}">
                           <a14:useLocalDpi xmlns:a14="http://schemas.microsoft.com/office/drawing/2010/main" val="0"/>
@@ -7254,34 +7559,44 @@
           <w:szCs w:val="24"/>
           <w:lang w:val="en-US" w:eastAsia="en-US"/>
         </w:rPr>
+        <w:t>The system architecture figure should show the following major boundaries:</w:t>
+      </w:r>
+      <w:r>
+        <w:rPr>
+          <w:sz w:val="24"/>
+          <w:szCs w:val="24"/>
+          <w:lang w:val="en-US" w:eastAsia="en-US"/>
+        </w:rPr>
+        <w:t xml:space="preserve"> </w:t>
+      </w:r>
+      <w:r>
+        <w:rPr>
+          <w:sz w:val="24"/>
+          <w:szCs w:val="24"/>
+          <w:lang w:val="en-US" w:eastAsia="en-US"/>
+        </w:rPr>
+        <w:t xml:space="preserve">The important architectural boundary is that </w:t>
+      </w:r>
+      <w:r>
+        <w:rPr>
+          <w:b/>
+          <w:bCs/>
+          <w:sz w:val="24"/>
+          <w:szCs w:val="24"/>
+          <w:lang w:val="en-US" w:eastAsia="en-US"/>
+        </w:rPr>
+        <w:t xml:space="preserve">LLM agents do not directly perform destructive dataset </w:t>
+      </w:r>
+      <w:r>
+        <w:rPr>
+          <w:b/>
+          <w:bCs/>
+          <w:sz w:val="24"/>
+          <w:szCs w:val="24"/>
+          <w:lang w:val="en-US" w:eastAsia="en-US"/>
+        </w:rPr>
         <w:lastRenderedPageBreak/>
-        <w:t>The system architecture figure should show the following major boundaries:</w:t>
-      </w:r>
-      <w:r>
-        <w:rPr>
-          <w:sz w:val="24"/>
-          <w:szCs w:val="24"/>
-          <w:lang w:val="en-US" w:eastAsia="en-US"/>
-        </w:rPr>
-        <w:t xml:space="preserve"> </w:t>
-      </w:r>
-      <w:r>
-        <w:rPr>
-          <w:sz w:val="24"/>
-          <w:szCs w:val="24"/>
-          <w:lang w:val="en-US" w:eastAsia="en-US"/>
-        </w:rPr>
-        <w:t xml:space="preserve">The important architectural boundary is that </w:t>
-      </w:r>
-      <w:r>
-        <w:rPr>
-          <w:b/>
-          <w:bCs/>
-          <w:sz w:val="24"/>
-          <w:szCs w:val="24"/>
-          <w:lang w:val="en-US" w:eastAsia="en-US"/>
-        </w:rPr>
-        <w:t>LLM agents do not directly perform destructive dataset modifications</w:t>
+        <w:t>modifications</w:t>
       </w:r>
       <w:r>
         <w:rPr>
@@ -7931,7 +8246,6 @@
           <w:szCs w:val="24"/>
           <w:lang w:val="en-US" w:eastAsia="en-US"/>
         </w:rPr>
-        <w:lastRenderedPageBreak/>
         <w:t>The agent can inspect:</w:t>
       </w:r>
     </w:p>
@@ -8043,6 +8357,7 @@
           <w:szCs w:val="24"/>
           <w:lang w:val="en-US" w:eastAsia="en-US"/>
         </w:rPr>
+        <w:lastRenderedPageBreak/>
         <w:t>The purpose of this stage is to gather and interpret evidence rather than modify data.</w:t>
       </w:r>
     </w:p>
@@ -8676,7 +8991,6 @@
           <w:szCs w:val="24"/>
           <w:lang w:val="en-US" w:eastAsia="en-US"/>
         </w:rPr>
-        <w:lastRenderedPageBreak/>
         <w:t>REVISION_REQUIRED</w:t>
       </w:r>
     </w:p>
@@ -8738,6 +9052,7 @@
           <w:szCs w:val="24"/>
           <w:lang w:val="en-US" w:eastAsia="en-US"/>
         </w:rPr>
+        <w:lastRenderedPageBreak/>
         <w:t xml:space="preserve">9. </w:t>
       </w:r>
       <w:proofErr w:type="spellStart"/>
@@ -9525,7 +9840,6 @@
           <w:szCs w:val="24"/>
           <w:lang w:val="en-US" w:eastAsia="en-US"/>
         </w:rPr>
-        <w:lastRenderedPageBreak/>
         <w:t>The exact remediation action depends on the detected rule and the triage decision. Rules that do not have an implemented automatic repair operation are detected and reported rather than being represented as automatically repaired.</w:t>
       </w:r>
     </w:p>
@@ -9653,6 +9967,7 @@
           <w:szCs w:val="24"/>
           <w:lang w:val="en-US" w:eastAsia="en-US"/>
         </w:rPr>
+        <w:lastRenderedPageBreak/>
         <w:t>If verification fails, the recovery stage records the failure condition as:</w:t>
       </w:r>
     </w:p>
@@ -10170,6 +10485,20 @@
           <w:lang w:val="en-US" w:eastAsia="en-US"/>
         </w:rPr>
       </w:pPr>
+    </w:p>
+    <w:p>
+      <w:pPr>
+        <w:spacing w:line="276" w:lineRule="auto"/>
+        <w:jc w:val="both"/>
+        <w:outlineLvl w:val="2"/>
+        <w:rPr>
+          <w:b/>
+          <w:bCs/>
+          <w:sz w:val="24"/>
+          <w:szCs w:val="24"/>
+          <w:lang w:val="en-US" w:eastAsia="en-US"/>
+        </w:rPr>
+      </w:pPr>
       <w:r>
         <w:rPr>
           <w:b/>
@@ -10198,7 +10527,6 @@
           <w:szCs w:val="24"/>
           <w:lang w:val="en-US" w:eastAsia="en-US"/>
         </w:rPr>
-        <w:lastRenderedPageBreak/>
         <w:t>Groq</w:t>
       </w:r>
       <w:proofErr w:type="spellEnd"/>
@@ -10421,6 +10749,7 @@
           <w:szCs w:val="24"/>
           <w:lang w:val="en-US" w:eastAsia="en-US"/>
         </w:rPr>
+        <w:lastRenderedPageBreak/>
         <w:t>The final behavior therefore depends on the combination of the LLM result, deterministic fallback logic, risk conditions, and human-review requirements.</w:t>
       </w:r>
     </w:p>
@@ -10833,54 +11162,14 @@
           <w:lang w:val="en-US" w:eastAsia="en-US"/>
         </w:rPr>
       </w:pPr>
-    </w:p>
-    <w:p>
-      <w:pPr>
-        <w:spacing w:before="240" w:line="276" w:lineRule="auto"/>
-        <w:outlineLvl w:val="2"/>
-        <w:rPr>
-          <w:b/>
-          <w:bCs/>
-          <w:sz w:val="24"/>
-          <w:szCs w:val="24"/>
-          <w:lang w:val="en-US" w:eastAsia="en-US"/>
-        </w:rPr>
-      </w:pPr>
-    </w:p>
-    <w:p>
-      <w:pPr>
-        <w:spacing w:before="240" w:line="276" w:lineRule="auto"/>
-        <w:outlineLvl w:val="2"/>
-        <w:rPr>
-          <w:b/>
-          <w:bCs/>
-          <w:sz w:val="24"/>
-          <w:szCs w:val="24"/>
-          <w:lang w:val="en-US" w:eastAsia="en-US"/>
-        </w:rPr>
-      </w:pPr>
-    </w:p>
-    <w:p>
-      <w:pPr>
-        <w:spacing w:before="240" w:line="276" w:lineRule="auto"/>
-        <w:outlineLvl w:val="2"/>
-        <w:rPr>
-          <w:b/>
-          <w:bCs/>
-          <w:sz w:val="24"/>
-          <w:szCs w:val="24"/>
-          <w:lang w:val="en-US" w:eastAsia="en-US"/>
-        </w:rPr>
-      </w:pPr>
-      <w:r>
-        <w:rPr>
-          <w:b/>
-          <w:bCs/>
-          <w:sz w:val="24"/>
-          <w:szCs w:val="24"/>
-          <w:lang w:val="en-US" w:eastAsia="en-US"/>
-        </w:rPr>
-        <w:lastRenderedPageBreak/>
+      <w:r>
+        <w:rPr>
+          <w:b/>
+          <w:bCs/>
+          <w:sz w:val="24"/>
+          <w:szCs w:val="24"/>
+          <w:lang w:val="en-US" w:eastAsia="en-US"/>
+        </w:rPr>
         <w:t>Approval and Rejection Flow</w:t>
       </w:r>
     </w:p>
@@ -10977,10 +11266,12 @@
       </w:pPr>
       <w:r>
         <w:rPr>
-          <w:sz w:val="24"/>
-          <w:szCs w:val="24"/>
-          <w:lang w:val="en-US" w:eastAsia="en-US"/>
-        </w:rPr>
+          <w:noProof/>
+          <w:sz w:val="24"/>
+          <w:szCs w:val="24"/>
+          <w:lang w:val="en-US" w:eastAsia="en-US"/>
+        </w:rPr>
+        <w:lastRenderedPageBreak/>
         <w:drawing>
           <wp:inline distT="0" distB="0" distL="0" distR="0" wp14:anchorId="211CC9D9" wp14:editId="29551912">
             <wp:extent cx="3254829" cy="5409406"/>
@@ -10999,7 +11290,7 @@
                     </pic:cNvPicPr>
                   </pic:nvPicPr>
                   <pic:blipFill>
-                    <a:blip r:embed="rId11" cstate="print">
+                    <a:blip r:embed="rId10" cstate="print">
                       <a:extLst>
                         <a:ext uri="{28A0092B-C50C-407E-A947-70E740481C1C}">
                           <a14:useLocalDpi xmlns:a14="http://schemas.microsoft.com/office/drawing/2010/main" val="0"/>
@@ -11060,22 +11351,21 @@
         <w:spacing w:before="240" w:line="276" w:lineRule="auto"/>
         <w:outlineLvl w:val="2"/>
         <w:rPr>
-          <w:b/>
-          <w:bCs/>
-          <w:sz w:val="24"/>
-          <w:szCs w:val="24"/>
-          <w:lang w:val="en-US" w:eastAsia="en-US"/>
-        </w:rPr>
-      </w:pPr>
-      <w:r>
-        <w:rPr>
-          <w:b/>
-          <w:bCs/>
-          <w:sz w:val="24"/>
-          <w:szCs w:val="24"/>
-          <w:lang w:val="en-US" w:eastAsia="en-US"/>
-        </w:rPr>
-        <w:lastRenderedPageBreak/>
+          <w:i/>
+          <w:iCs/>
+          <w:sz w:val="24"/>
+          <w:szCs w:val="24"/>
+          <w:lang w:val="en-US" w:eastAsia="en-US"/>
+        </w:rPr>
+      </w:pPr>
+      <w:r>
+        <w:rPr>
+          <w:b/>
+          <w:bCs/>
+          <w:sz w:val="24"/>
+          <w:szCs w:val="24"/>
+          <w:lang w:val="en-US" w:eastAsia="en-US"/>
+        </w:rPr>
         <w:t>HITL Limitation</w:t>
       </w:r>
     </w:p>
@@ -11114,216 +11404,6 @@
         </w:rPr>
         <w:t>For production-scale or distributed deployment, the checkpointing mechanism would need to be replaced or extended with a persistent state store, such as PostgreSQL, to maintain approval state across application restarts and multiple backend instances.</w:t>
       </w:r>
-    </w:p>
-    <w:p>
-      <w:pPr>
-        <w:pStyle w:val="Heading2"/>
-        <w:spacing w:before="240" w:line="276" w:lineRule="auto"/>
-        <w:rPr>
-          <w:rFonts w:eastAsia="Calibri"/>
-          <w:b/>
-          <w:bCs/>
-          <w:color w:val="000000" w:themeColor="text1"/>
-          <w:sz w:val="24"/>
-          <w:szCs w:val="24"/>
-        </w:rPr>
-      </w:pPr>
-    </w:p>
-    <w:p>
-      <w:pPr>
-        <w:pStyle w:val="Heading2"/>
-        <w:spacing w:before="240" w:line="276" w:lineRule="auto"/>
-        <w:rPr>
-          <w:rFonts w:eastAsia="Calibri"/>
-          <w:b/>
-          <w:bCs/>
-          <w:color w:val="000000" w:themeColor="text1"/>
-          <w:sz w:val="24"/>
-          <w:szCs w:val="24"/>
-        </w:rPr>
-      </w:pPr>
-    </w:p>
-    <w:p>
-      <w:pPr>
-        <w:pStyle w:val="Heading2"/>
-        <w:spacing w:before="240" w:line="276" w:lineRule="auto"/>
-        <w:rPr>
-          <w:rFonts w:eastAsia="Calibri"/>
-          <w:b/>
-          <w:bCs/>
-          <w:color w:val="000000" w:themeColor="text1"/>
-          <w:sz w:val="24"/>
-          <w:szCs w:val="24"/>
-        </w:rPr>
-      </w:pPr>
-    </w:p>
-    <w:p>
-      <w:pPr>
-        <w:pStyle w:val="Heading2"/>
-        <w:spacing w:before="240" w:line="276" w:lineRule="auto"/>
-        <w:rPr>
-          <w:rFonts w:eastAsia="Calibri"/>
-          <w:b/>
-          <w:bCs/>
-          <w:color w:val="000000" w:themeColor="text1"/>
-          <w:sz w:val="24"/>
-          <w:szCs w:val="24"/>
-        </w:rPr>
-      </w:pPr>
-    </w:p>
-    <w:p>
-      <w:pPr>
-        <w:pStyle w:val="Heading2"/>
-        <w:spacing w:before="240" w:line="276" w:lineRule="auto"/>
-        <w:rPr>
-          <w:rFonts w:eastAsia="Calibri"/>
-          <w:b/>
-          <w:bCs/>
-          <w:color w:val="000000" w:themeColor="text1"/>
-          <w:sz w:val="24"/>
-          <w:szCs w:val="24"/>
-        </w:rPr>
-      </w:pPr>
-    </w:p>
-    <w:p>
-      <w:pPr>
-        <w:pStyle w:val="Heading2"/>
-        <w:spacing w:before="240" w:line="276" w:lineRule="auto"/>
-        <w:rPr>
-          <w:rFonts w:eastAsia="Calibri"/>
-          <w:b/>
-          <w:bCs/>
-          <w:color w:val="000000" w:themeColor="text1"/>
-          <w:sz w:val="24"/>
-          <w:szCs w:val="24"/>
-        </w:rPr>
-      </w:pPr>
-    </w:p>
-    <w:p>
-      <w:pPr>
-        <w:pStyle w:val="Heading2"/>
-        <w:spacing w:before="240" w:line="276" w:lineRule="auto"/>
-        <w:rPr>
-          <w:rFonts w:eastAsia="Calibri"/>
-          <w:b/>
-          <w:bCs/>
-          <w:color w:val="000000" w:themeColor="text1"/>
-          <w:sz w:val="24"/>
-          <w:szCs w:val="24"/>
-        </w:rPr>
-      </w:pPr>
-    </w:p>
-    <w:p>
-      <w:pPr>
-        <w:pStyle w:val="Heading2"/>
-        <w:spacing w:before="240" w:line="276" w:lineRule="auto"/>
-        <w:rPr>
-          <w:rFonts w:eastAsia="Calibri"/>
-          <w:b/>
-          <w:bCs/>
-          <w:color w:val="000000" w:themeColor="text1"/>
-          <w:sz w:val="24"/>
-          <w:szCs w:val="24"/>
-        </w:rPr>
-      </w:pPr>
-    </w:p>
-    <w:p>
-      <w:pPr>
-        <w:pStyle w:val="Heading2"/>
-        <w:spacing w:before="240" w:line="276" w:lineRule="auto"/>
-        <w:rPr>
-          <w:rFonts w:eastAsia="Calibri"/>
-          <w:b/>
-          <w:bCs/>
-          <w:color w:val="000000" w:themeColor="text1"/>
-          <w:sz w:val="24"/>
-          <w:szCs w:val="24"/>
-        </w:rPr>
-      </w:pPr>
-    </w:p>
-    <w:p>
-      <w:pPr>
-        <w:pStyle w:val="Heading2"/>
-        <w:spacing w:before="240" w:line="276" w:lineRule="auto"/>
-        <w:rPr>
-          <w:rFonts w:eastAsia="Calibri"/>
-          <w:b/>
-          <w:bCs/>
-          <w:color w:val="000000" w:themeColor="text1"/>
-          <w:sz w:val="24"/>
-          <w:szCs w:val="24"/>
-        </w:rPr>
-      </w:pPr>
-    </w:p>
-    <w:p>
-      <w:pPr>
-        <w:pStyle w:val="Heading2"/>
-        <w:spacing w:before="240" w:line="276" w:lineRule="auto"/>
-        <w:rPr>
-          <w:rFonts w:eastAsia="Calibri"/>
-          <w:b/>
-          <w:bCs/>
-          <w:color w:val="000000" w:themeColor="text1"/>
-          <w:sz w:val="24"/>
-          <w:szCs w:val="24"/>
-        </w:rPr>
-      </w:pPr>
-    </w:p>
-    <w:p>
-      <w:pPr>
-        <w:pStyle w:val="Heading2"/>
-        <w:spacing w:before="240" w:line="276" w:lineRule="auto"/>
-        <w:rPr>
-          <w:rFonts w:eastAsia="Calibri"/>
-          <w:b/>
-          <w:bCs/>
-          <w:color w:val="000000" w:themeColor="text1"/>
-          <w:sz w:val="24"/>
-          <w:szCs w:val="24"/>
-        </w:rPr>
-      </w:pPr>
-    </w:p>
-    <w:p>
-      <w:pPr>
-        <w:pStyle w:val="Heading2"/>
-        <w:spacing w:before="240" w:line="276" w:lineRule="auto"/>
-        <w:rPr>
-          <w:rFonts w:eastAsia="Calibri"/>
-          <w:b/>
-          <w:bCs/>
-          <w:color w:val="000000" w:themeColor="text1"/>
-          <w:sz w:val="24"/>
-          <w:szCs w:val="24"/>
-        </w:rPr>
-      </w:pPr>
-    </w:p>
-    <w:p>
-      <w:pPr>
-        <w:pStyle w:val="Heading2"/>
-        <w:spacing w:before="240" w:line="276" w:lineRule="auto"/>
-        <w:rPr>
-          <w:rFonts w:eastAsia="Calibri"/>
-          <w:b/>
-          <w:bCs/>
-          <w:color w:val="000000" w:themeColor="text1"/>
-          <w:sz w:val="24"/>
-          <w:szCs w:val="24"/>
-        </w:rPr>
-      </w:pPr>
-    </w:p>
-    <w:p>
-      <w:pPr>
-        <w:pStyle w:val="Heading2"/>
-        <w:spacing w:before="240" w:line="276" w:lineRule="auto"/>
-        <w:rPr>
-          <w:rFonts w:eastAsia="Calibri"/>
-          <w:b/>
-          <w:bCs/>
-          <w:color w:val="000000" w:themeColor="text1"/>
-          <w:sz w:val="24"/>
-          <w:szCs w:val="24"/>
-        </w:rPr>
-      </w:pPr>
     </w:p>
     <w:p>
       <w:pPr>
@@ -12966,7 +13046,6 @@
           <w:szCs w:val="24"/>
           <w:lang w:val="en-US"/>
         </w:rPr>
-        <w:lastRenderedPageBreak/>
         <w:t>Containment:</w:t>
       </w:r>
       <w:r>
@@ -13041,6 +13120,7 @@
           <w:sz w:val="24"/>
           <w:szCs w:val="24"/>
         </w:rPr>
+        <w:lastRenderedPageBreak/>
         <w:t>In</w:t>
       </w:r>
       <w:r>
@@ -13822,6 +13902,7 @@
       </w:pPr>
       <w:r>
         <w:rPr>
+          <w:noProof/>
           <w:color w:val="000000" w:themeColor="text1"/>
           <w:sz w:val="24"/>
           <w:szCs w:val="24"/>
@@ -13845,7 +13926,7 @@
                     </pic:cNvPicPr>
                   </pic:nvPicPr>
                   <pic:blipFill>
-                    <a:blip r:embed="rId12" cstate="print">
+                    <a:blip r:embed="rId11" cstate="print">
                       <a:extLst>
                         <a:ext uri="{28A0092B-C50C-407E-A947-70E740481C1C}">
                           <a14:useLocalDpi xmlns:a14="http://schemas.microsoft.com/office/drawing/2010/main" val="0"/>
@@ -14039,16 +14120,7 @@
           <w:sz w:val="24"/>
           <w:szCs w:val="24"/>
         </w:rPr>
-        <w:t xml:space="preserve"> (computing null counts, distinct values, and data </w:t>
-      </w:r>
-      <w:r>
-        <w:rPr>
-          <w:rFonts w:eastAsia="Calibri"/>
-          <w:sz w:val="24"/>
-          <w:szCs w:val="24"/>
-        </w:rPr>
-        <w:lastRenderedPageBreak/>
-        <w:t>types), </w:t>
+        <w:t> (computing null counts, distinct values, and data types), </w:t>
       </w:r>
       <w:proofErr w:type="spellStart"/>
       <w:r>
@@ -14160,6 +14232,7 @@
           <w:sz w:val="24"/>
           <w:szCs w:val="24"/>
         </w:rPr>
+        <w:lastRenderedPageBreak/>
         <w:t>Planning Agent:</w:t>
       </w:r>
       <w:r>
@@ -15187,6 +15260,90 @@
       <w:pPr>
         <w:pStyle w:val="Heading2"/>
         <w:spacing w:line="276" w:lineRule="auto"/>
+        <w:rPr>
+          <w:rFonts w:eastAsia="Calibri"/>
+          <w:b/>
+          <w:bCs/>
+          <w:color w:val="000000" w:themeColor="text1"/>
+          <w:sz w:val="24"/>
+          <w:szCs w:val="24"/>
+        </w:rPr>
+      </w:pPr>
+    </w:p>
+    <w:p>
+      <w:pPr>
+        <w:pStyle w:val="Heading2"/>
+        <w:spacing w:line="276" w:lineRule="auto"/>
+        <w:rPr>
+          <w:rFonts w:eastAsia="Calibri"/>
+          <w:b/>
+          <w:bCs/>
+          <w:color w:val="000000" w:themeColor="text1"/>
+          <w:sz w:val="24"/>
+          <w:szCs w:val="24"/>
+        </w:rPr>
+      </w:pPr>
+    </w:p>
+    <w:p>
+      <w:pPr>
+        <w:pStyle w:val="Heading2"/>
+        <w:spacing w:line="276" w:lineRule="auto"/>
+        <w:rPr>
+          <w:rFonts w:eastAsia="Calibri"/>
+          <w:b/>
+          <w:bCs/>
+          <w:color w:val="000000" w:themeColor="text1"/>
+          <w:sz w:val="24"/>
+          <w:szCs w:val="24"/>
+        </w:rPr>
+      </w:pPr>
+    </w:p>
+    <w:p>
+      <w:pPr>
+        <w:pStyle w:val="Heading2"/>
+        <w:spacing w:line="276" w:lineRule="auto"/>
+        <w:rPr>
+          <w:rFonts w:eastAsia="Calibri"/>
+          <w:b/>
+          <w:bCs/>
+          <w:color w:val="000000" w:themeColor="text1"/>
+          <w:sz w:val="24"/>
+          <w:szCs w:val="24"/>
+        </w:rPr>
+      </w:pPr>
+    </w:p>
+    <w:p>
+      <w:pPr>
+        <w:pStyle w:val="Heading2"/>
+        <w:spacing w:line="276" w:lineRule="auto"/>
+        <w:rPr>
+          <w:rFonts w:eastAsia="Calibri"/>
+          <w:b/>
+          <w:bCs/>
+          <w:color w:val="000000" w:themeColor="text1"/>
+          <w:sz w:val="24"/>
+          <w:szCs w:val="24"/>
+        </w:rPr>
+      </w:pPr>
+    </w:p>
+    <w:p>
+      <w:pPr>
+        <w:pStyle w:val="Heading2"/>
+        <w:spacing w:line="276" w:lineRule="auto"/>
+        <w:rPr>
+          <w:rFonts w:eastAsia="Calibri"/>
+          <w:b/>
+          <w:bCs/>
+          <w:color w:val="000000" w:themeColor="text1"/>
+          <w:sz w:val="24"/>
+          <w:szCs w:val="24"/>
+        </w:rPr>
+      </w:pPr>
+    </w:p>
+    <w:p>
+      <w:pPr>
+        <w:pStyle w:val="Heading2"/>
+        <w:spacing w:line="276" w:lineRule="auto"/>
         <w:jc w:val="center"/>
         <w:rPr>
           <w:rFonts w:eastAsia="Calibri"/>
@@ -16317,149 +16474,149 @@
           <w:szCs w:val="24"/>
           <w:lang w:val="en-US"/>
         </w:rPr>
+        <w:t>POST /</w:t>
+      </w:r>
+      <w:proofErr w:type="spellStart"/>
+      <w:r>
+        <w:rPr>
+          <w:rFonts w:eastAsia="Calibri"/>
+          <w:b/>
+          <w:bCs/>
+          <w:color w:val="000000" w:themeColor="text1"/>
+          <w:sz w:val="24"/>
+          <w:szCs w:val="24"/>
+          <w:lang w:val="en-US"/>
+        </w:rPr>
+        <w:t>api</w:t>
+      </w:r>
+      <w:proofErr w:type="spellEnd"/>
+      <w:r>
+        <w:rPr>
+          <w:rFonts w:eastAsia="Calibri"/>
+          <w:b/>
+          <w:bCs/>
+          <w:color w:val="000000" w:themeColor="text1"/>
+          <w:sz w:val="24"/>
+          <w:szCs w:val="24"/>
+          <w:lang w:val="en-US"/>
+        </w:rPr>
+        <w:t>/pipeline/run</w:t>
+      </w:r>
+    </w:p>
+    <w:p>
+      <w:pPr>
+        <w:spacing w:line="276" w:lineRule="auto"/>
+        <w:jc w:val="both"/>
+        <w:rPr>
+          <w:rFonts w:eastAsia="Calibri"/>
+          <w:color w:val="000000" w:themeColor="text1"/>
+          <w:sz w:val="24"/>
+          <w:szCs w:val="24"/>
+          <w:lang w:val="en-US"/>
+        </w:rPr>
+      </w:pPr>
+      <w:r>
+        <w:rPr>
+          <w:rFonts w:eastAsia="Calibri"/>
+          <w:color w:val="000000" w:themeColor="text1"/>
+          <w:sz w:val="24"/>
+          <w:szCs w:val="24"/>
+          <w:lang w:val="en-US"/>
+        </w:rPr>
+        <w:t xml:space="preserve">Receives the pipeline configuration, starts the pipeline through </w:t>
+      </w:r>
+      <w:proofErr w:type="spellStart"/>
+      <w:r>
+        <w:rPr>
+          <w:rFonts w:eastAsia="Calibri"/>
+          <w:color w:val="000000" w:themeColor="text1"/>
+          <w:sz w:val="24"/>
+          <w:szCs w:val="24"/>
+          <w:lang w:val="en-US"/>
+        </w:rPr>
+        <w:t>run_</w:t>
+      </w:r>
+      <w:proofErr w:type="gramStart"/>
+      <w:r>
+        <w:rPr>
+          <w:rFonts w:eastAsia="Calibri"/>
+          <w:color w:val="000000" w:themeColor="text1"/>
+          <w:sz w:val="24"/>
+          <w:szCs w:val="24"/>
+          <w:lang w:val="en-US"/>
+        </w:rPr>
+        <w:t>pipeline</w:t>
+      </w:r>
+      <w:proofErr w:type="spellEnd"/>
+      <w:r>
+        <w:rPr>
+          <w:rFonts w:eastAsia="Calibri"/>
+          <w:color w:val="000000" w:themeColor="text1"/>
+          <w:sz w:val="24"/>
+          <w:szCs w:val="24"/>
+          <w:lang w:val="en-US"/>
+        </w:rPr>
+        <w:t>(</w:t>
+      </w:r>
+      <w:proofErr w:type="gramEnd"/>
+      <w:r>
+        <w:rPr>
+          <w:rFonts w:eastAsia="Calibri"/>
+          <w:color w:val="000000" w:themeColor="text1"/>
+          <w:sz w:val="24"/>
+          <w:szCs w:val="24"/>
+          <w:lang w:val="en-US"/>
+        </w:rPr>
+        <w:t xml:space="preserve">), and returns the serialized </w:t>
+      </w:r>
+      <w:r>
+        <w:rPr>
+          <w:rFonts w:eastAsia="Calibri"/>
+          <w:b/>
+          <w:bCs/>
+          <w:color w:val="000000" w:themeColor="text1"/>
+          <w:sz w:val="24"/>
+          <w:szCs w:val="24"/>
+          <w:lang w:val="en-US"/>
+        </w:rPr>
+        <w:t>3-tier telemetry payload</w:t>
+      </w:r>
+      <w:r>
+        <w:rPr>
+          <w:rFonts w:eastAsia="Calibri"/>
+          <w:color w:val="000000" w:themeColor="text1"/>
+          <w:sz w:val="24"/>
+          <w:szCs w:val="24"/>
+          <w:lang w:val="en-US"/>
+        </w:rPr>
+        <w:t xml:space="preserve"> containing the pipeline execution information.</w:t>
+      </w:r>
+    </w:p>
+    <w:p>
+      <w:pPr>
+        <w:spacing w:before="240" w:line="276" w:lineRule="auto"/>
+        <w:jc w:val="both"/>
+        <w:rPr>
+          <w:rFonts w:eastAsia="Calibri"/>
+          <w:b/>
+          <w:bCs/>
+          <w:color w:val="000000" w:themeColor="text1"/>
+          <w:sz w:val="24"/>
+          <w:szCs w:val="24"/>
+          <w:lang w:val="en-US"/>
+        </w:rPr>
+      </w:pPr>
+      <w:r>
+        <w:rPr>
+          <w:rFonts w:eastAsia="Calibri"/>
+          <w:b/>
+          <w:bCs/>
+          <w:color w:val="000000" w:themeColor="text1"/>
+          <w:sz w:val="24"/>
+          <w:szCs w:val="24"/>
+          <w:lang w:val="en-US"/>
+        </w:rPr>
         <w:lastRenderedPageBreak/>
-        <w:t>POST /</w:t>
-      </w:r>
-      <w:proofErr w:type="spellStart"/>
-      <w:r>
-        <w:rPr>
-          <w:rFonts w:eastAsia="Calibri"/>
-          <w:b/>
-          <w:bCs/>
-          <w:color w:val="000000" w:themeColor="text1"/>
-          <w:sz w:val="24"/>
-          <w:szCs w:val="24"/>
-          <w:lang w:val="en-US"/>
-        </w:rPr>
-        <w:t>api</w:t>
-      </w:r>
-      <w:proofErr w:type="spellEnd"/>
-      <w:r>
-        <w:rPr>
-          <w:rFonts w:eastAsia="Calibri"/>
-          <w:b/>
-          <w:bCs/>
-          <w:color w:val="000000" w:themeColor="text1"/>
-          <w:sz w:val="24"/>
-          <w:szCs w:val="24"/>
-          <w:lang w:val="en-US"/>
-        </w:rPr>
-        <w:t>/pipeline/run</w:t>
-      </w:r>
-    </w:p>
-    <w:p>
-      <w:pPr>
-        <w:spacing w:line="276" w:lineRule="auto"/>
-        <w:jc w:val="both"/>
-        <w:rPr>
-          <w:rFonts w:eastAsia="Calibri"/>
-          <w:color w:val="000000" w:themeColor="text1"/>
-          <w:sz w:val="24"/>
-          <w:szCs w:val="24"/>
-          <w:lang w:val="en-US"/>
-        </w:rPr>
-      </w:pPr>
-      <w:r>
-        <w:rPr>
-          <w:rFonts w:eastAsia="Calibri"/>
-          <w:color w:val="000000" w:themeColor="text1"/>
-          <w:sz w:val="24"/>
-          <w:szCs w:val="24"/>
-          <w:lang w:val="en-US"/>
-        </w:rPr>
-        <w:t xml:space="preserve">Receives the pipeline configuration, starts the pipeline through </w:t>
-      </w:r>
-      <w:proofErr w:type="spellStart"/>
-      <w:r>
-        <w:rPr>
-          <w:rFonts w:eastAsia="Calibri"/>
-          <w:color w:val="000000" w:themeColor="text1"/>
-          <w:sz w:val="24"/>
-          <w:szCs w:val="24"/>
-          <w:lang w:val="en-US"/>
-        </w:rPr>
-        <w:t>run_</w:t>
-      </w:r>
-      <w:proofErr w:type="gramStart"/>
-      <w:r>
-        <w:rPr>
-          <w:rFonts w:eastAsia="Calibri"/>
-          <w:color w:val="000000" w:themeColor="text1"/>
-          <w:sz w:val="24"/>
-          <w:szCs w:val="24"/>
-          <w:lang w:val="en-US"/>
-        </w:rPr>
-        <w:t>pipeline</w:t>
-      </w:r>
-      <w:proofErr w:type="spellEnd"/>
-      <w:r>
-        <w:rPr>
-          <w:rFonts w:eastAsia="Calibri"/>
-          <w:color w:val="000000" w:themeColor="text1"/>
-          <w:sz w:val="24"/>
-          <w:szCs w:val="24"/>
-          <w:lang w:val="en-US"/>
-        </w:rPr>
-        <w:t>(</w:t>
-      </w:r>
-      <w:proofErr w:type="gramEnd"/>
-      <w:r>
-        <w:rPr>
-          <w:rFonts w:eastAsia="Calibri"/>
-          <w:color w:val="000000" w:themeColor="text1"/>
-          <w:sz w:val="24"/>
-          <w:szCs w:val="24"/>
-          <w:lang w:val="en-US"/>
-        </w:rPr>
-        <w:t xml:space="preserve">), and returns the serialized </w:t>
-      </w:r>
-      <w:r>
-        <w:rPr>
-          <w:rFonts w:eastAsia="Calibri"/>
-          <w:b/>
-          <w:bCs/>
-          <w:color w:val="000000" w:themeColor="text1"/>
-          <w:sz w:val="24"/>
-          <w:szCs w:val="24"/>
-          <w:lang w:val="en-US"/>
-        </w:rPr>
-        <w:t>3-tier telemetry payload</w:t>
-      </w:r>
-      <w:r>
-        <w:rPr>
-          <w:rFonts w:eastAsia="Calibri"/>
-          <w:color w:val="000000" w:themeColor="text1"/>
-          <w:sz w:val="24"/>
-          <w:szCs w:val="24"/>
-          <w:lang w:val="en-US"/>
-        </w:rPr>
-        <w:t xml:space="preserve"> containing the pipeline execution information.</w:t>
-      </w:r>
-    </w:p>
-    <w:p>
-      <w:pPr>
-        <w:spacing w:before="240" w:line="276" w:lineRule="auto"/>
-        <w:jc w:val="both"/>
-        <w:rPr>
-          <w:rFonts w:eastAsia="Calibri"/>
-          <w:b/>
-          <w:bCs/>
-          <w:color w:val="000000" w:themeColor="text1"/>
-          <w:sz w:val="24"/>
-          <w:szCs w:val="24"/>
-          <w:lang w:val="en-US"/>
-        </w:rPr>
-      </w:pPr>
-      <w:r>
-        <w:rPr>
-          <w:rFonts w:eastAsia="Calibri"/>
-          <w:b/>
-          <w:bCs/>
-          <w:color w:val="000000" w:themeColor="text1"/>
-          <w:sz w:val="24"/>
-          <w:szCs w:val="24"/>
-          <w:lang w:val="en-US"/>
-        </w:rPr>
         <w:t>POST /</w:t>
       </w:r>
       <w:proofErr w:type="spellStart"/>
@@ -17716,7 +17873,6 @@
           <w:szCs w:val="24"/>
           <w:lang w:val="en-US"/>
         </w:rPr>
-        <w:lastRenderedPageBreak/>
         <w:t>ConfirmationTicketStep.tsx</w:t>
       </w:r>
       <w:proofErr w:type="spellEnd"/>
@@ -17880,6 +18036,7 @@
           <w:szCs w:val="24"/>
           <w:lang w:val="en-US"/>
         </w:rPr>
+        <w:lastRenderedPageBreak/>
         <w:t>The purpose of this step is to allow the user to verify the configured inputs before execution.</w:t>
       </w:r>
     </w:p>
@@ -18861,7 +19018,6 @@
           <w:szCs w:val="24"/>
           <w:lang w:val="en-US"/>
         </w:rPr>
-        <w:lastRenderedPageBreak/>
         <w:t>Multi-agent recommendation card</w:t>
       </w:r>
     </w:p>
@@ -19180,6 +19336,7 @@
           <w:szCs w:val="24"/>
           <w:lang w:val="en-US"/>
         </w:rPr>
+        <w:lastRenderedPageBreak/>
         <w:t>5.3 Testing Infrastructure</w:t>
       </w:r>
     </w:p>
@@ -20041,7 +20198,6 @@
           <w:szCs w:val="24"/>
           <w:lang w:val="en-US"/>
         </w:rPr>
-        <w:lastRenderedPageBreak/>
         <w:t>test_db.py</w:t>
       </w:r>
       <w:r>
@@ -20312,454 +20468,6 @@
           <w:color w:val="000000" w:themeColor="text1"/>
           <w:sz w:val="24"/>
           <w:szCs w:val="24"/>
-        </w:rPr>
-      </w:pPr>
-    </w:p>
-    <w:p>
-      <w:pPr>
-        <w:jc w:val="both"/>
-        <w:outlineLvl w:val="0"/>
-        <w:rPr>
-          <w:b/>
-          <w:bCs/>
-          <w:kern w:val="36"/>
-          <w:sz w:val="24"/>
-          <w:szCs w:val="24"/>
-          <w:lang w:val="en-US" w:eastAsia="en-US"/>
-        </w:rPr>
-      </w:pPr>
-    </w:p>
-    <w:p>
-      <w:pPr>
-        <w:jc w:val="both"/>
-        <w:outlineLvl w:val="0"/>
-        <w:rPr>
-          <w:b/>
-          <w:bCs/>
-          <w:kern w:val="36"/>
-          <w:sz w:val="24"/>
-          <w:szCs w:val="24"/>
-          <w:lang w:val="en-US" w:eastAsia="en-US"/>
-        </w:rPr>
-      </w:pPr>
-    </w:p>
-    <w:p>
-      <w:pPr>
-        <w:jc w:val="both"/>
-        <w:outlineLvl w:val="0"/>
-        <w:rPr>
-          <w:b/>
-          <w:bCs/>
-          <w:kern w:val="36"/>
-          <w:sz w:val="24"/>
-          <w:szCs w:val="24"/>
-          <w:lang w:val="en-US" w:eastAsia="en-US"/>
-        </w:rPr>
-      </w:pPr>
-    </w:p>
-    <w:p>
-      <w:pPr>
-        <w:jc w:val="both"/>
-        <w:outlineLvl w:val="0"/>
-        <w:rPr>
-          <w:b/>
-          <w:bCs/>
-          <w:kern w:val="36"/>
-          <w:sz w:val="24"/>
-          <w:szCs w:val="24"/>
-          <w:lang w:val="en-US" w:eastAsia="en-US"/>
-        </w:rPr>
-      </w:pPr>
-    </w:p>
-    <w:p>
-      <w:pPr>
-        <w:jc w:val="both"/>
-        <w:outlineLvl w:val="0"/>
-        <w:rPr>
-          <w:b/>
-          <w:bCs/>
-          <w:kern w:val="36"/>
-          <w:sz w:val="24"/>
-          <w:szCs w:val="24"/>
-          <w:lang w:val="en-US" w:eastAsia="en-US"/>
-        </w:rPr>
-      </w:pPr>
-    </w:p>
-    <w:p>
-      <w:pPr>
-        <w:jc w:val="both"/>
-        <w:outlineLvl w:val="0"/>
-        <w:rPr>
-          <w:b/>
-          <w:bCs/>
-          <w:kern w:val="36"/>
-          <w:sz w:val="24"/>
-          <w:szCs w:val="24"/>
-          <w:lang w:val="en-US" w:eastAsia="en-US"/>
-        </w:rPr>
-      </w:pPr>
-    </w:p>
-    <w:p>
-      <w:pPr>
-        <w:jc w:val="both"/>
-        <w:outlineLvl w:val="0"/>
-        <w:rPr>
-          <w:b/>
-          <w:bCs/>
-          <w:kern w:val="36"/>
-          <w:sz w:val="24"/>
-          <w:szCs w:val="24"/>
-          <w:lang w:val="en-US" w:eastAsia="en-US"/>
-        </w:rPr>
-      </w:pPr>
-    </w:p>
-    <w:p>
-      <w:pPr>
-        <w:jc w:val="both"/>
-        <w:outlineLvl w:val="0"/>
-        <w:rPr>
-          <w:b/>
-          <w:bCs/>
-          <w:kern w:val="36"/>
-          <w:sz w:val="24"/>
-          <w:szCs w:val="24"/>
-          <w:lang w:val="en-US" w:eastAsia="en-US"/>
-        </w:rPr>
-      </w:pPr>
-    </w:p>
-    <w:p>
-      <w:pPr>
-        <w:jc w:val="both"/>
-        <w:outlineLvl w:val="0"/>
-        <w:rPr>
-          <w:b/>
-          <w:bCs/>
-          <w:kern w:val="36"/>
-          <w:sz w:val="24"/>
-          <w:szCs w:val="24"/>
-          <w:lang w:val="en-US" w:eastAsia="en-US"/>
-        </w:rPr>
-      </w:pPr>
-    </w:p>
-    <w:p>
-      <w:pPr>
-        <w:jc w:val="both"/>
-        <w:outlineLvl w:val="0"/>
-        <w:rPr>
-          <w:b/>
-          <w:bCs/>
-          <w:kern w:val="36"/>
-          <w:sz w:val="24"/>
-          <w:szCs w:val="24"/>
-          <w:lang w:val="en-US" w:eastAsia="en-US"/>
-        </w:rPr>
-      </w:pPr>
-    </w:p>
-    <w:p>
-      <w:pPr>
-        <w:jc w:val="both"/>
-        <w:outlineLvl w:val="0"/>
-        <w:rPr>
-          <w:b/>
-          <w:bCs/>
-          <w:kern w:val="36"/>
-          <w:sz w:val="24"/>
-          <w:szCs w:val="24"/>
-          <w:lang w:val="en-US" w:eastAsia="en-US"/>
-        </w:rPr>
-      </w:pPr>
-    </w:p>
-    <w:p>
-      <w:pPr>
-        <w:jc w:val="both"/>
-        <w:outlineLvl w:val="0"/>
-        <w:rPr>
-          <w:b/>
-          <w:bCs/>
-          <w:kern w:val="36"/>
-          <w:sz w:val="24"/>
-          <w:szCs w:val="24"/>
-          <w:lang w:val="en-US" w:eastAsia="en-US"/>
-        </w:rPr>
-      </w:pPr>
-    </w:p>
-    <w:p>
-      <w:pPr>
-        <w:jc w:val="both"/>
-        <w:outlineLvl w:val="0"/>
-        <w:rPr>
-          <w:b/>
-          <w:bCs/>
-          <w:kern w:val="36"/>
-          <w:sz w:val="24"/>
-          <w:szCs w:val="24"/>
-          <w:lang w:val="en-US" w:eastAsia="en-US"/>
-        </w:rPr>
-      </w:pPr>
-    </w:p>
-    <w:p>
-      <w:pPr>
-        <w:jc w:val="both"/>
-        <w:outlineLvl w:val="0"/>
-        <w:rPr>
-          <w:b/>
-          <w:bCs/>
-          <w:kern w:val="36"/>
-          <w:sz w:val="24"/>
-          <w:szCs w:val="24"/>
-          <w:lang w:val="en-US" w:eastAsia="en-US"/>
-        </w:rPr>
-      </w:pPr>
-    </w:p>
-    <w:p>
-      <w:pPr>
-        <w:jc w:val="both"/>
-        <w:outlineLvl w:val="0"/>
-        <w:rPr>
-          <w:b/>
-          <w:bCs/>
-          <w:kern w:val="36"/>
-          <w:sz w:val="24"/>
-          <w:szCs w:val="24"/>
-          <w:lang w:val="en-US" w:eastAsia="en-US"/>
-        </w:rPr>
-      </w:pPr>
-    </w:p>
-    <w:p>
-      <w:pPr>
-        <w:jc w:val="both"/>
-        <w:outlineLvl w:val="0"/>
-        <w:rPr>
-          <w:b/>
-          <w:bCs/>
-          <w:kern w:val="36"/>
-          <w:sz w:val="24"/>
-          <w:szCs w:val="24"/>
-          <w:lang w:val="en-US" w:eastAsia="en-US"/>
-        </w:rPr>
-      </w:pPr>
-    </w:p>
-    <w:p>
-      <w:pPr>
-        <w:jc w:val="both"/>
-        <w:outlineLvl w:val="0"/>
-        <w:rPr>
-          <w:b/>
-          <w:bCs/>
-          <w:kern w:val="36"/>
-          <w:sz w:val="24"/>
-          <w:szCs w:val="24"/>
-          <w:lang w:val="en-US" w:eastAsia="en-US"/>
-        </w:rPr>
-      </w:pPr>
-    </w:p>
-    <w:p>
-      <w:pPr>
-        <w:jc w:val="both"/>
-        <w:outlineLvl w:val="0"/>
-        <w:rPr>
-          <w:b/>
-          <w:bCs/>
-          <w:kern w:val="36"/>
-          <w:sz w:val="24"/>
-          <w:szCs w:val="24"/>
-          <w:lang w:val="en-US" w:eastAsia="en-US"/>
-        </w:rPr>
-      </w:pPr>
-    </w:p>
-    <w:p>
-      <w:pPr>
-        <w:jc w:val="both"/>
-        <w:outlineLvl w:val="0"/>
-        <w:rPr>
-          <w:b/>
-          <w:bCs/>
-          <w:kern w:val="36"/>
-          <w:sz w:val="24"/>
-          <w:szCs w:val="24"/>
-          <w:lang w:val="en-US" w:eastAsia="en-US"/>
-        </w:rPr>
-      </w:pPr>
-    </w:p>
-    <w:p>
-      <w:pPr>
-        <w:jc w:val="both"/>
-        <w:outlineLvl w:val="0"/>
-        <w:rPr>
-          <w:b/>
-          <w:bCs/>
-          <w:kern w:val="36"/>
-          <w:sz w:val="24"/>
-          <w:szCs w:val="24"/>
-          <w:lang w:val="en-US" w:eastAsia="en-US"/>
-        </w:rPr>
-      </w:pPr>
-    </w:p>
-    <w:p>
-      <w:pPr>
-        <w:jc w:val="both"/>
-        <w:outlineLvl w:val="0"/>
-        <w:rPr>
-          <w:b/>
-          <w:bCs/>
-          <w:kern w:val="36"/>
-          <w:sz w:val="24"/>
-          <w:szCs w:val="24"/>
-          <w:lang w:val="en-US" w:eastAsia="en-US"/>
-        </w:rPr>
-      </w:pPr>
-    </w:p>
-    <w:p>
-      <w:pPr>
-        <w:jc w:val="both"/>
-        <w:outlineLvl w:val="0"/>
-        <w:rPr>
-          <w:b/>
-          <w:bCs/>
-          <w:kern w:val="36"/>
-          <w:sz w:val="24"/>
-          <w:szCs w:val="24"/>
-          <w:lang w:val="en-US" w:eastAsia="en-US"/>
-        </w:rPr>
-      </w:pPr>
-    </w:p>
-    <w:p>
-      <w:pPr>
-        <w:jc w:val="both"/>
-        <w:outlineLvl w:val="0"/>
-        <w:rPr>
-          <w:b/>
-          <w:bCs/>
-          <w:kern w:val="36"/>
-          <w:sz w:val="24"/>
-          <w:szCs w:val="24"/>
-          <w:lang w:val="en-US" w:eastAsia="en-US"/>
-        </w:rPr>
-      </w:pPr>
-    </w:p>
-    <w:p>
-      <w:pPr>
-        <w:jc w:val="both"/>
-        <w:outlineLvl w:val="0"/>
-        <w:rPr>
-          <w:b/>
-          <w:bCs/>
-          <w:kern w:val="36"/>
-          <w:sz w:val="24"/>
-          <w:szCs w:val="24"/>
-          <w:lang w:val="en-US" w:eastAsia="en-US"/>
-        </w:rPr>
-      </w:pPr>
-    </w:p>
-    <w:p>
-      <w:pPr>
-        <w:jc w:val="both"/>
-        <w:outlineLvl w:val="0"/>
-        <w:rPr>
-          <w:b/>
-          <w:bCs/>
-          <w:kern w:val="36"/>
-          <w:sz w:val="24"/>
-          <w:szCs w:val="24"/>
-          <w:lang w:val="en-US" w:eastAsia="en-US"/>
-        </w:rPr>
-      </w:pPr>
-    </w:p>
-    <w:p>
-      <w:pPr>
-        <w:jc w:val="both"/>
-        <w:outlineLvl w:val="0"/>
-        <w:rPr>
-          <w:b/>
-          <w:bCs/>
-          <w:kern w:val="36"/>
-          <w:sz w:val="24"/>
-          <w:szCs w:val="24"/>
-          <w:lang w:val="en-US" w:eastAsia="en-US"/>
-        </w:rPr>
-      </w:pPr>
-    </w:p>
-    <w:p>
-      <w:pPr>
-        <w:jc w:val="both"/>
-        <w:outlineLvl w:val="0"/>
-        <w:rPr>
-          <w:b/>
-          <w:bCs/>
-          <w:kern w:val="36"/>
-          <w:sz w:val="24"/>
-          <w:szCs w:val="24"/>
-          <w:lang w:val="en-US" w:eastAsia="en-US"/>
-        </w:rPr>
-      </w:pPr>
-    </w:p>
-    <w:p>
-      <w:pPr>
-        <w:jc w:val="both"/>
-        <w:outlineLvl w:val="0"/>
-        <w:rPr>
-          <w:b/>
-          <w:bCs/>
-          <w:kern w:val="36"/>
-          <w:sz w:val="24"/>
-          <w:szCs w:val="24"/>
-          <w:lang w:val="en-US" w:eastAsia="en-US"/>
-        </w:rPr>
-      </w:pPr>
-    </w:p>
-    <w:p>
-      <w:pPr>
-        <w:jc w:val="both"/>
-        <w:outlineLvl w:val="0"/>
-        <w:rPr>
-          <w:b/>
-          <w:bCs/>
-          <w:kern w:val="36"/>
-          <w:sz w:val="24"/>
-          <w:szCs w:val="24"/>
-          <w:lang w:val="en-US" w:eastAsia="en-US"/>
-        </w:rPr>
-      </w:pPr>
-    </w:p>
-    <w:p>
-      <w:pPr>
-        <w:jc w:val="both"/>
-        <w:outlineLvl w:val="0"/>
-        <w:rPr>
-          <w:b/>
-          <w:bCs/>
-          <w:kern w:val="36"/>
-          <w:sz w:val="24"/>
-          <w:szCs w:val="24"/>
-          <w:lang w:val="en-US" w:eastAsia="en-US"/>
-        </w:rPr>
-      </w:pPr>
-    </w:p>
-    <w:p>
-      <w:pPr>
-        <w:jc w:val="both"/>
-        <w:outlineLvl w:val="0"/>
-        <w:rPr>
-          <w:b/>
-          <w:bCs/>
-          <w:kern w:val="36"/>
-          <w:sz w:val="24"/>
-          <w:szCs w:val="24"/>
-          <w:lang w:val="en-US" w:eastAsia="en-US"/>
-        </w:rPr>
-      </w:pPr>
-    </w:p>
-    <w:p>
-      <w:pPr>
-        <w:jc w:val="both"/>
-        <w:outlineLvl w:val="0"/>
-        <w:rPr>
-          <w:b/>
-          <w:bCs/>
-          <w:kern w:val="36"/>
-          <w:sz w:val="24"/>
-          <w:szCs w:val="24"/>
-          <w:lang w:val="en-US" w:eastAsia="en-US"/>
         </w:rPr>
       </w:pPr>
     </w:p>
@@ -21537,8 +21245,8 @@
         <w:tblLook w:val="04A0" w:firstRow="1" w:lastRow="0" w:firstColumn="1" w:lastColumn="0" w:noHBand="0" w:noVBand="1"/>
       </w:tblPr>
       <w:tblGrid>
-        <w:gridCol w:w="1342"/>
-        <w:gridCol w:w="8728"/>
+        <w:gridCol w:w="1313"/>
+        <w:gridCol w:w="8423"/>
       </w:tblGrid>
       <w:tr>
         <w:tc>
@@ -21778,7 +21486,6 @@
                 <w:szCs w:val="24"/>
                 <w:lang w:val="en-US" w:eastAsia="en-US"/>
               </w:rPr>
-              <w:lastRenderedPageBreak/>
               <w:t>C05</w:t>
             </w:r>
           </w:p>
@@ -21883,6 +21590,7 @@
                 <w:szCs w:val="24"/>
                 <w:lang w:val="en-US" w:eastAsia="en-US"/>
               </w:rPr>
+              <w:lastRenderedPageBreak/>
               <w:t>C08–C10, C15</w:t>
             </w:r>
           </w:p>
@@ -22646,100 +22354,100 @@
           <w:szCs w:val="24"/>
           <w:lang w:val="en-US" w:eastAsia="en-US"/>
         </w:rPr>
+        <w:t>In such cases, the verification stage re-runs the deterministic DQ checks against the resulting artifact. If the anomaly remains unresolved, the system records:</w:t>
+      </w:r>
+      <w:r>
+        <w:rPr>
+          <w:sz w:val="24"/>
+          <w:szCs w:val="24"/>
+          <w:lang w:val="en-US" w:eastAsia="en-US"/>
+        </w:rPr>
+        <w:t xml:space="preserve"> </w:t>
+      </w:r>
+      <w:r>
+        <w:rPr>
+          <w:sz w:val="24"/>
+          <w:szCs w:val="24"/>
+          <w:lang w:val="en-US" w:eastAsia="en-US"/>
+        </w:rPr>
+        <w:t>VERIFICATION_FAILED</w:t>
+      </w:r>
+    </w:p>
+    <w:p>
+      <w:pPr>
+        <w:spacing w:line="276" w:lineRule="auto"/>
+        <w:jc w:val="both"/>
+        <w:rPr>
+          <w:sz w:val="24"/>
+          <w:szCs w:val="24"/>
+          <w:lang w:val="en-US" w:eastAsia="en-US"/>
+        </w:rPr>
+      </w:pPr>
+      <w:r>
+        <w:rPr>
+          <w:sz w:val="24"/>
+          <w:szCs w:val="24"/>
+          <w:lang w:val="en-US" w:eastAsia="en-US"/>
+        </w:rPr>
+        <w:t xml:space="preserve">This is considered </w:t>
+      </w:r>
+      <w:r>
+        <w:rPr>
+          <w:b/>
+          <w:bCs/>
+          <w:sz w:val="24"/>
+          <w:szCs w:val="24"/>
+          <w:lang w:val="en-US" w:eastAsia="en-US"/>
+        </w:rPr>
+        <w:t>correct verification behavior</w:t>
+      </w:r>
+      <w:r>
+        <w:rPr>
+          <w:sz w:val="24"/>
+          <w:szCs w:val="24"/>
+          <w:lang w:val="en-US" w:eastAsia="en-US"/>
+        </w:rPr>
+        <w:t>, because the system has identified that the resulting artifact still violates the required data-quality condition</w:t>
+      </w:r>
+      <w:r>
+        <w:rPr>
+          <w:sz w:val="24"/>
+          <w:szCs w:val="24"/>
+          <w:lang w:val="en-US" w:eastAsia="en-US"/>
+        </w:rPr>
+        <w:t xml:space="preserve"> and i</w:t>
+      </w:r>
+      <w:r>
+        <w:rPr>
+          <w:sz w:val="24"/>
+          <w:szCs w:val="24"/>
+          <w:lang w:val="en-US" w:eastAsia="en-US"/>
+        </w:rPr>
+        <w:t>t is therefore not counted as successful remediation.</w:t>
+      </w:r>
+    </w:p>
+    <w:p>
+      <w:pPr>
+        <w:spacing w:before="240" w:line="276" w:lineRule="auto"/>
+        <w:jc w:val="both"/>
+        <w:outlineLvl w:val="2"/>
+        <w:rPr>
+          <w:b/>
+          <w:bCs/>
+          <w:sz w:val="24"/>
+          <w:szCs w:val="24"/>
+          <w:lang w:val="en-US" w:eastAsia="en-US"/>
+        </w:rPr>
+      </w:pPr>
+      <w:r>
+        <w:rPr>
+          <w:b/>
+          <w:bCs/>
+          <w:sz w:val="24"/>
+          <w:szCs w:val="24"/>
+          <w:lang w:val="en-US" w:eastAsia="en-US"/>
+        </w:rPr>
         <w:lastRenderedPageBreak/>
-        <w:t>In such cases, the verification stage re-runs the deterministic DQ checks against the resulting artifact. If the anomaly remains unresolved, the system records:</w:t>
-      </w:r>
-      <w:r>
-        <w:rPr>
-          <w:sz w:val="24"/>
-          <w:szCs w:val="24"/>
-          <w:lang w:val="en-US" w:eastAsia="en-US"/>
-        </w:rPr>
-        <w:t xml:space="preserve"> </w:t>
-      </w:r>
-      <w:r>
-        <w:rPr>
-          <w:sz w:val="24"/>
-          <w:szCs w:val="24"/>
-          <w:lang w:val="en-US" w:eastAsia="en-US"/>
-        </w:rPr>
-        <w:t>VERIFICATION_FAILED</w:t>
-      </w:r>
-    </w:p>
-    <w:p>
-      <w:pPr>
-        <w:spacing w:line="276" w:lineRule="auto"/>
-        <w:jc w:val="both"/>
-        <w:rPr>
-          <w:sz w:val="24"/>
-          <w:szCs w:val="24"/>
-          <w:lang w:val="en-US" w:eastAsia="en-US"/>
-        </w:rPr>
-      </w:pPr>
-      <w:r>
-        <w:rPr>
-          <w:sz w:val="24"/>
-          <w:szCs w:val="24"/>
-          <w:lang w:val="en-US" w:eastAsia="en-US"/>
-        </w:rPr>
-        <w:t xml:space="preserve">This is considered </w:t>
-      </w:r>
-      <w:r>
-        <w:rPr>
-          <w:b/>
-          <w:bCs/>
-          <w:sz w:val="24"/>
-          <w:szCs w:val="24"/>
-          <w:lang w:val="en-US" w:eastAsia="en-US"/>
-        </w:rPr>
-        <w:t>correct verification behavior</w:t>
-      </w:r>
-      <w:r>
-        <w:rPr>
-          <w:sz w:val="24"/>
-          <w:szCs w:val="24"/>
-          <w:lang w:val="en-US" w:eastAsia="en-US"/>
-        </w:rPr>
-        <w:t>, because the system has identified that the resulting artifact still violates the required data-quality condition</w:t>
-      </w:r>
-      <w:r>
-        <w:rPr>
-          <w:sz w:val="24"/>
-          <w:szCs w:val="24"/>
-          <w:lang w:val="en-US" w:eastAsia="en-US"/>
-        </w:rPr>
-        <w:t xml:space="preserve"> and i</w:t>
-      </w:r>
-      <w:r>
-        <w:rPr>
-          <w:sz w:val="24"/>
-          <w:szCs w:val="24"/>
-          <w:lang w:val="en-US" w:eastAsia="en-US"/>
-        </w:rPr>
-        <w:t>t is therefore not counted as successful remediation.</w:t>
-      </w:r>
-    </w:p>
-    <w:p>
-      <w:pPr>
-        <w:spacing w:before="240" w:line="276" w:lineRule="auto"/>
-        <w:jc w:val="both"/>
-        <w:outlineLvl w:val="2"/>
-        <w:rPr>
-          <w:b/>
-          <w:bCs/>
-          <w:sz w:val="24"/>
-          <w:szCs w:val="24"/>
-          <w:lang w:val="en-US" w:eastAsia="en-US"/>
-        </w:rPr>
-      </w:pPr>
-      <w:r>
-        <w:rPr>
-          <w:b/>
-          <w:bCs/>
-          <w:sz w:val="24"/>
-          <w:szCs w:val="24"/>
-          <w:lang w:val="en-US" w:eastAsia="en-US"/>
-        </w:rPr>
         <w:t>4. Live Metrics Require Successful Non-Fallback LLM Execution</w:t>
       </w:r>
     </w:p>
@@ -23280,6 +22988,96 @@
     </w:p>
     <w:p>
       <w:pPr>
+        <w:jc w:val="both"/>
+        <w:rPr>
+          <w:sz w:val="24"/>
+          <w:szCs w:val="24"/>
+          <w:lang w:val="en-US" w:eastAsia="en-US"/>
+        </w:rPr>
+      </w:pPr>
+    </w:p>
+    <w:p>
+      <w:pPr>
+        <w:jc w:val="both"/>
+        <w:rPr>
+          <w:sz w:val="24"/>
+          <w:szCs w:val="24"/>
+          <w:lang w:val="en-US" w:eastAsia="en-US"/>
+        </w:rPr>
+      </w:pPr>
+    </w:p>
+    <w:p>
+      <w:pPr>
+        <w:jc w:val="both"/>
+        <w:rPr>
+          <w:sz w:val="24"/>
+          <w:szCs w:val="24"/>
+          <w:lang w:val="en-US" w:eastAsia="en-US"/>
+        </w:rPr>
+      </w:pPr>
+    </w:p>
+    <w:p>
+      <w:pPr>
+        <w:jc w:val="both"/>
+        <w:rPr>
+          <w:sz w:val="24"/>
+          <w:szCs w:val="24"/>
+          <w:lang w:val="en-US" w:eastAsia="en-US"/>
+        </w:rPr>
+      </w:pPr>
+    </w:p>
+    <w:p>
+      <w:pPr>
+        <w:jc w:val="both"/>
+        <w:rPr>
+          <w:sz w:val="24"/>
+          <w:szCs w:val="24"/>
+          <w:lang w:val="en-US" w:eastAsia="en-US"/>
+        </w:rPr>
+      </w:pPr>
+    </w:p>
+    <w:p>
+      <w:pPr>
+        <w:jc w:val="both"/>
+        <w:rPr>
+          <w:sz w:val="24"/>
+          <w:szCs w:val="24"/>
+          <w:lang w:val="en-US" w:eastAsia="en-US"/>
+        </w:rPr>
+      </w:pPr>
+    </w:p>
+    <w:p>
+      <w:pPr>
+        <w:jc w:val="both"/>
+        <w:rPr>
+          <w:sz w:val="24"/>
+          <w:szCs w:val="24"/>
+          <w:lang w:val="en-US" w:eastAsia="en-US"/>
+        </w:rPr>
+      </w:pPr>
+    </w:p>
+    <w:p>
+      <w:pPr>
+        <w:jc w:val="both"/>
+        <w:rPr>
+          <w:sz w:val="24"/>
+          <w:szCs w:val="24"/>
+          <w:lang w:val="en-US" w:eastAsia="en-US"/>
+        </w:rPr>
+      </w:pPr>
+    </w:p>
+    <w:p>
+      <w:pPr>
+        <w:jc w:val="both"/>
+        <w:rPr>
+          <w:sz w:val="24"/>
+          <w:szCs w:val="24"/>
+          <w:lang w:val="en-US" w:eastAsia="en-US"/>
+        </w:rPr>
+      </w:pPr>
+    </w:p>
+    <w:p>
+      <w:pPr>
         <w:jc w:val="center"/>
         <w:outlineLvl w:val="0"/>
         <w:rPr>
@@ -23991,49 +23789,49 @@
           <w:szCs w:val="24"/>
           <w:lang w:val="en-US" w:eastAsia="en-US"/>
         </w:rPr>
+        <w:t xml:space="preserve">Therefore, this result demonstrates the reliability of the implemented </w:t>
+      </w:r>
+      <w:r>
+        <w:rPr>
+          <w:b/>
+          <w:bCs/>
+          <w:sz w:val="24"/>
+          <w:szCs w:val="24"/>
+          <w:lang w:val="en-US" w:eastAsia="en-US"/>
+        </w:rPr>
+        <w:t>controlled workflow and deterministic handling mechanisms within the benchmark scope</w:t>
+      </w:r>
+      <w:r>
+        <w:rPr>
+          <w:sz w:val="24"/>
+          <w:szCs w:val="24"/>
+          <w:lang w:val="en-US" w:eastAsia="en-US"/>
+        </w:rPr>
+        <w:t>, rather than general-purpose autonomous reasoning capability.</w:t>
+      </w:r>
+    </w:p>
+    <w:p>
+      <w:pPr>
+        <w:spacing w:before="240" w:line="276" w:lineRule="auto"/>
+        <w:jc w:val="both"/>
+        <w:outlineLvl w:val="2"/>
+        <w:rPr>
+          <w:b/>
+          <w:bCs/>
+          <w:sz w:val="24"/>
+          <w:szCs w:val="24"/>
+          <w:lang w:val="en-US" w:eastAsia="en-US"/>
+        </w:rPr>
+      </w:pPr>
+      <w:r>
+        <w:rPr>
+          <w:b/>
+          <w:bCs/>
+          <w:sz w:val="24"/>
+          <w:szCs w:val="24"/>
+          <w:lang w:val="en-US" w:eastAsia="en-US"/>
+        </w:rPr>
         <w:lastRenderedPageBreak/>
-        <w:t xml:space="preserve">Therefore, this result demonstrates the reliability of the implemented </w:t>
-      </w:r>
-      <w:r>
-        <w:rPr>
-          <w:b/>
-          <w:bCs/>
-          <w:sz w:val="24"/>
-          <w:szCs w:val="24"/>
-          <w:lang w:val="en-US" w:eastAsia="en-US"/>
-        </w:rPr>
-        <w:t>controlled workflow and deterministic handling mechanisms within the benchmark scope</w:t>
-      </w:r>
-      <w:r>
-        <w:rPr>
-          <w:sz w:val="24"/>
-          <w:szCs w:val="24"/>
-          <w:lang w:val="en-US" w:eastAsia="en-US"/>
-        </w:rPr>
-        <w:t>, rather than general-purpose autonomous reasoning capability.</w:t>
-      </w:r>
-    </w:p>
-    <w:p>
-      <w:pPr>
-        <w:spacing w:before="240" w:line="276" w:lineRule="auto"/>
-        <w:jc w:val="both"/>
-        <w:outlineLvl w:val="2"/>
-        <w:rPr>
-          <w:b/>
-          <w:bCs/>
-          <w:sz w:val="24"/>
-          <w:szCs w:val="24"/>
-          <w:lang w:val="en-US" w:eastAsia="en-US"/>
-        </w:rPr>
-      </w:pPr>
-      <w:r>
-        <w:rPr>
-          <w:b/>
-          <w:bCs/>
-          <w:sz w:val="24"/>
-          <w:szCs w:val="24"/>
-          <w:lang w:val="en-US" w:eastAsia="en-US"/>
-        </w:rPr>
         <w:t>Verification Consistency</w:t>
       </w:r>
     </w:p>
@@ -24623,6 +24421,54 @@
           <w:szCs w:val="24"/>
         </w:rPr>
       </w:pPr>
+    </w:p>
+    <w:p>
+      <w:pPr>
+        <w:spacing w:before="240" w:line="276" w:lineRule="auto"/>
+        <w:rPr>
+          <w:b/>
+          <w:bCs/>
+          <w:color w:val="000000" w:themeColor="text1"/>
+          <w:sz w:val="24"/>
+          <w:szCs w:val="24"/>
+        </w:rPr>
+      </w:pPr>
+    </w:p>
+    <w:p>
+      <w:pPr>
+        <w:spacing w:before="240" w:line="276" w:lineRule="auto"/>
+        <w:rPr>
+          <w:b/>
+          <w:bCs/>
+          <w:color w:val="000000" w:themeColor="text1"/>
+          <w:sz w:val="24"/>
+          <w:szCs w:val="24"/>
+        </w:rPr>
+      </w:pPr>
+    </w:p>
+    <w:p>
+      <w:pPr>
+        <w:spacing w:before="240" w:line="276" w:lineRule="auto"/>
+        <w:rPr>
+          <w:b/>
+          <w:bCs/>
+          <w:color w:val="000000" w:themeColor="text1"/>
+          <w:sz w:val="24"/>
+          <w:szCs w:val="24"/>
+        </w:rPr>
+      </w:pPr>
+    </w:p>
+    <w:p>
+      <w:pPr>
+        <w:spacing w:before="240" w:line="276" w:lineRule="auto"/>
+        <w:rPr>
+          <w:b/>
+          <w:bCs/>
+          <w:color w:val="000000" w:themeColor="text1"/>
+          <w:sz w:val="24"/>
+          <w:szCs w:val="24"/>
+        </w:rPr>
+      </w:pPr>
       <w:r>
         <w:rPr>
           <w:b/>
@@ -24694,6 +24540,7 @@
       </w:pPr>
       <w:r>
         <w:rPr>
+          <w:noProof/>
           <w:color w:val="000000" w:themeColor="text1"/>
           <w:sz w:val="24"/>
           <w:szCs w:val="24"/>
@@ -24714,7 +24561,7 @@
                     <pic:cNvPicPr/>
                   </pic:nvPicPr>
                   <pic:blipFill>
-                    <a:blip r:embed="rId13"/>
+                    <a:blip r:embed="rId12"/>
                     <a:stretch>
                       <a:fillRect/>
                     </a:stretch>
@@ -24846,6 +24693,7 @@
       </w:pPr>
       <w:r>
         <w:rPr>
+          <w:noProof/>
           <w:color w:val="000000" w:themeColor="text1"/>
           <w:sz w:val="24"/>
           <w:szCs w:val="24"/>
@@ -24867,7 +24715,7 @@
                     <pic:cNvPicPr/>
                   </pic:nvPicPr>
                   <pic:blipFill>
-                    <a:blip r:embed="rId14"/>
+                    <a:blip r:embed="rId13"/>
                     <a:stretch>
                       <a:fillRect/>
                     </a:stretch>
@@ -24997,6 +24845,7 @@
       </w:pPr>
       <w:r>
         <w:rPr>
+          <w:noProof/>
           <w:color w:val="000000" w:themeColor="text1"/>
           <w:sz w:val="24"/>
           <w:szCs w:val="24"/>
@@ -25018,7 +24867,7 @@
                     <pic:cNvPicPr/>
                   </pic:nvPicPr>
                   <pic:blipFill rotWithShape="1">
-                    <a:blip r:embed="rId15"/>
+                    <a:blip r:embed="rId14"/>
                     <a:srcRect b="15612"/>
                     <a:stretch>
                       <a:fillRect/>
@@ -25185,7 +25034,7 @@
                     <pic:cNvPicPr/>
                   </pic:nvPicPr>
                   <pic:blipFill>
-                    <a:blip r:embed="rId16"/>
+                    <a:blip r:embed="rId15"/>
                     <a:stretch>
                       <a:fillRect/>
                     </a:stretch>
@@ -25246,7 +25095,7 @@
                     <pic:cNvPicPr/>
                   </pic:nvPicPr>
                   <pic:blipFill>
-                    <a:blip r:embed="rId17"/>
+                    <a:blip r:embed="rId16"/>
                     <a:stretch>
                       <a:fillRect/>
                     </a:stretch>
@@ -25385,6 +25234,7 @@
       </w:pPr>
       <w:r>
         <w:rPr>
+          <w:noProof/>
           <w:color w:val="000000" w:themeColor="text1"/>
           <w:sz w:val="24"/>
           <w:szCs w:val="24"/>
@@ -25405,7 +25255,7 @@
                     <pic:cNvPicPr/>
                   </pic:nvPicPr>
                   <pic:blipFill rotWithShape="1">
-                    <a:blip r:embed="rId18"/>
+                    <a:blip r:embed="rId17"/>
                     <a:srcRect b="13492"/>
                     <a:stretch>
                       <a:fillRect/>
@@ -25592,6 +25442,36 @@
       <w:pPr>
         <w:spacing w:line="276" w:lineRule="auto"/>
         <w:rPr>
+          <w:color w:val="000000" w:themeColor="text1"/>
+          <w:sz w:val="24"/>
+          <w:szCs w:val="24"/>
+        </w:rPr>
+      </w:pPr>
+    </w:p>
+    <w:p>
+      <w:pPr>
+        <w:spacing w:line="276" w:lineRule="auto"/>
+        <w:rPr>
+          <w:color w:val="000000" w:themeColor="text1"/>
+          <w:sz w:val="24"/>
+          <w:szCs w:val="24"/>
+        </w:rPr>
+      </w:pPr>
+    </w:p>
+    <w:p>
+      <w:pPr>
+        <w:spacing w:line="276" w:lineRule="auto"/>
+        <w:rPr>
+          <w:color w:val="000000" w:themeColor="text1"/>
+          <w:sz w:val="24"/>
+          <w:szCs w:val="24"/>
+        </w:rPr>
+      </w:pPr>
+    </w:p>
+    <w:p>
+      <w:pPr>
+        <w:spacing w:line="276" w:lineRule="auto"/>
+        <w:rPr>
           <w:b/>
           <w:bCs/>
           <w:color w:val="000000" w:themeColor="text1"/>
@@ -25938,6 +25818,30 @@
       <w:pPr>
         <w:spacing w:line="276" w:lineRule="auto"/>
         <w:rPr>
+          <w:color w:val="000000" w:themeColor="text1"/>
+          <w:sz w:val="24"/>
+          <w:szCs w:val="24"/>
+        </w:rPr>
+      </w:pPr>
+    </w:p>
+    <w:p>
+      <w:pPr>
+        <w:spacing w:line="276" w:lineRule="auto"/>
+        <w:rPr>
+          <w:b/>
+          <w:bCs/>
+          <w:color w:val="000000" w:themeColor="text1"/>
+          <w:sz w:val="24"/>
+          <w:szCs w:val="24"/>
+        </w:rPr>
+      </w:pPr>
+    </w:p>
+    <w:p>
+      <w:pPr>
+        <w:spacing w:line="276" w:lineRule="auto"/>
+        <w:rPr>
+          <w:b/>
+          <w:bCs/>
           <w:color w:val="000000" w:themeColor="text1"/>
           <w:sz w:val="24"/>
           <w:szCs w:val="24"/>
@@ -26616,6 +26520,28 @@
     </w:p>
     <w:p>
       <w:pPr>
+        <w:spacing w:line="360" w:lineRule="auto"/>
+        <w:jc w:val="both"/>
+        <w:rPr>
+          <w:color w:val="000000" w:themeColor="text1"/>
+          <w:sz w:val="24"/>
+          <w:szCs w:val="24"/>
+        </w:rPr>
+      </w:pPr>
+    </w:p>
+    <w:p>
+      <w:pPr>
+        <w:spacing w:line="360" w:lineRule="auto"/>
+        <w:jc w:val="both"/>
+        <w:rPr>
+          <w:color w:val="000000" w:themeColor="text1"/>
+          <w:sz w:val="24"/>
+          <w:szCs w:val="24"/>
+        </w:rPr>
+      </w:pPr>
+    </w:p>
+    <w:p>
+      <w:pPr>
         <w:spacing w:line="276" w:lineRule="auto"/>
         <w:jc w:val="center"/>
         <w:rPr>
@@ -27681,9 +27607,10 @@
       </w:r>
     </w:p>
     <w:sectPr>
-      <w:headerReference w:type="default" r:id="rId19"/>
-      <w:footerReference w:type="default" r:id="rId20"/>
-      <w:pgSz w:w="12240" w:h="15840"/>
+      <w:headerReference w:type="default" r:id="rId18"/>
+      <w:footerReference w:type="default" r:id="rId19"/>
+      <w:type w:val="continuous"/>
+      <w:pgSz w:w="11906" w:h="16838" w:code="9"/>
       <w:pgMar w:top="1440" w:right="1080" w:bottom="1440" w:left="1080" w:header="708" w:footer="708" w:gutter="0"/>
       <w:pgBorders w:offsetFrom="page">
         <w:top w:val="single" w:sz="4" w:space="24" w:color="auto"/>
@@ -27794,6 +27721,9 @@
   <w:p>
     <w:pPr>
       <w:jc w:val="right"/>
+      <w:rPr>
+        <w:lang w:val="en-US"/>
+      </w:rPr>
     </w:pPr>
   </w:p>
 </w:hdr>
@@ -36097,7 +36027,7 @@
   <w:style w:type="paragraph" w:default="1" w:styleId="Normal">
     <w:name w:val="Normal"/>
     <w:qFormat/>
-    <w:rsid w:val="002D6E36"/>
+    <w:rsid w:val="008B0172"/>
   </w:style>
   <w:style w:type="paragraph" w:styleId="Heading1">
     <w:name w:val="heading 1"/>
